--- a/documents/第十九届全国大学生软件创新大赛-项目开发文档模版.docx
+++ b/documents/第十九届全国大学生软件创新大赛-项目开发文档模版.docx
@@ -75,7 +75,7 @@
               <w:drawing>
                 <wp:inline distT="0" distB="0" distL="0" distR="0">
                   <wp:extent cx="537210" cy="349885"/>
-                  <wp:effectExtent l="0" t="0" r="0" b="0"/>
+                  <wp:effectExtent l="0" t="0" r="11430" b="0"/>
                   <wp:docPr id="1" name="图片 1"/>
                   <wp:cNvGraphicFramePr>
                     <a:graphicFrameLocks xmlns:a="http://schemas.openxmlformats.org/drawingml/2006/main" noChangeAspect="1"/>
@@ -90,7 +90,7 @@
                           </pic:cNvPicPr>
                         </pic:nvPicPr>
                         <pic:blipFill>
-                          <a:blip r:embed="rId14" cstate="print">
+                          <a:blip r:embed="rId13" cstate="print">
                             <a:extLst>
                               <a:ext uri="{28A0092B-C50C-407E-A947-70E740481C1C}">
                                 <a14:useLocalDpi xmlns:a14="http://schemas.microsoft.com/office/drawing/2010/main" val="0"/>
@@ -143,33 +143,8 @@
                 <w:sz w:val="24"/>
                 <w:szCs w:val="20"/>
               </w:rPr>
-              <w:t>第十</w:t>
+              <w:t>第十九届全国大学生软件创新大赛</w:t>
             </w:r>
-            <w:r>
-              <w:rPr>
-                <w:rFonts w:hint="eastAsia" w:eastAsia="宋体" w:cs="Times New Roman"/>
-                <w:b/>
-                <w:color w:val="000000"/>
-                <w:kern w:val="0"/>
-                <w:sz w:val="24"/>
-                <w:szCs w:val="20"/>
-                <w:lang w:val="en-US" w:eastAsia="zh-CN"/>
-              </w:rPr>
-              <w:t>九</w:t>
-            </w:r>
-            <w:r>
-              <w:rPr>
-                <w:rFonts w:hint="eastAsia" w:eastAsia="宋体" w:cs="Times New Roman"/>
-                <w:b/>
-                <w:color w:val="000000"/>
-                <w:kern w:val="0"/>
-                <w:sz w:val="24"/>
-                <w:szCs w:val="20"/>
-              </w:rPr>
-              <w:t>届全国大学生软件创新大赛</w:t>
-            </w:r>
-            <w:bookmarkStart w:id="74" w:name="_GoBack"/>
-            <w:bookmarkEnd w:id="74"/>
           </w:p>
         </w:tc>
       </w:tr>
@@ -281,11 +256,9 @@
                 <w:kern w:val="0"/>
                 <w:sz w:val="24"/>
                 <w:szCs w:val="20"/>
-                <w:lang w:val="en-US" w:eastAsia="zh-CN"/>
               </w:rPr>
               <w:t>6</w:t>
             </w:r>
-            <w:commentRangeStart w:id="0"/>
             <w:r>
               <w:rPr>
                 <w:rFonts w:eastAsia="宋体" w:cs="Times New Roman"/>
@@ -295,7 +268,7 @@
                 <w:sz w:val="24"/>
                 <w:szCs w:val="20"/>
               </w:rPr>
-              <w:t>-[TEAM</w:t>
+              <w:t>-</w:t>
             </w:r>
             <w:r>
               <w:rPr>
@@ -306,26 +279,7 @@
                 <w:sz w:val="24"/>
                 <w:szCs w:val="20"/>
               </w:rPr>
-              <w:t>NAME</w:t>
-            </w:r>
-            <w:r>
-              <w:rPr>
-                <w:rFonts w:eastAsia="宋体" w:cs="Times New Roman"/>
-                <w:b/>
-                <w:color w:val="000000"/>
-                <w:kern w:val="0"/>
-                <w:sz w:val="24"/>
-                <w:szCs w:val="20"/>
-              </w:rPr>
-              <w:t>]</w:t>
-            </w:r>
-            <w:commentRangeEnd w:id="0"/>
-            <w:r>
-              <w:rPr>
-                <w:rStyle w:val="64"/>
-                <w:rFonts w:eastAsia="宋体" w:cs="Times New Roman" w:asciiTheme="minorHAnsi" w:hAnsiTheme="minorHAnsi"/>
-              </w:rPr>
-              <w:commentReference w:id="0"/>
+              <w:t>啊对对对对队</w:t>
             </w:r>
           </w:p>
         </w:tc>
@@ -373,6 +327,54 @@
           <w:sz w:val="24"/>
         </w:rPr>
       </w:pPr>
+      <w:r>
+        <w:rPr>
+          <w:rFonts w:ascii="宋体" w:hAnsi="宋体" w:eastAsia="宋体" w:cs="宋体"/>
+          <w:sz w:val="24"/>
+          <w:szCs w:val="24"/>
+        </w:rPr>
+        <w:drawing>
+          <wp:inline distT="0" distB="0" distL="114300" distR="114300">
+            <wp:extent cx="1574165" cy="1301750"/>
+            <wp:effectExtent l="0" t="0" r="10795" b="8890"/>
+            <wp:docPr id="21" name="图片 4" descr="IMG_256"/>
+            <wp:cNvGraphicFramePr>
+              <a:graphicFrameLocks xmlns:a="http://schemas.openxmlformats.org/drawingml/2006/main" noChangeAspect="1"/>
+            </wp:cNvGraphicFramePr>
+            <a:graphic xmlns:a="http://schemas.openxmlformats.org/drawingml/2006/main">
+              <a:graphicData uri="http://schemas.openxmlformats.org/drawingml/2006/picture">
+                <pic:pic xmlns:pic="http://schemas.openxmlformats.org/drawingml/2006/picture">
+                  <pic:nvPicPr>
+                    <pic:cNvPr id="21" name="图片 4" descr="IMG_256"/>
+                    <pic:cNvPicPr>
+                      <a:picLocks noChangeAspect="1"/>
+                    </pic:cNvPicPr>
+                  </pic:nvPicPr>
+                  <pic:blipFill>
+                    <a:blip r:embed="rId14"/>
+                    <a:stretch>
+                      <a:fillRect/>
+                    </a:stretch>
+                  </pic:blipFill>
+                  <pic:spPr>
+                    <a:xfrm>
+                      <a:off x="0" y="0"/>
+                      <a:ext cx="1581075" cy="1307803"/>
+                    </a:xfrm>
+                    <a:prstGeom prst="rect">
+                      <a:avLst/>
+                    </a:prstGeom>
+                    <a:noFill/>
+                    <a:ln w="9525">
+                      <a:noFill/>
+                    </a:ln>
+                  </pic:spPr>
+                </pic:pic>
+              </a:graphicData>
+            </a:graphic>
+          </wp:inline>
+        </w:drawing>
+      </w:r>
     </w:p>
     <w:p>
       <w:pPr>
@@ -395,39 +397,6 @@
           <w:sz w:val="24"/>
         </w:rPr>
       </w:pPr>
-      <w:commentRangeStart w:id="1"/>
-      <w:r>
-        <w:rPr>
-          <w:rFonts w:eastAsia="宋体"/>
-          <w:color w:val="000000"/>
-          <w:sz w:val="24"/>
-        </w:rPr>
-        <w:t>[</w:t>
-      </w:r>
-      <w:r>
-        <w:rPr>
-          <w:rFonts w:hint="eastAsia" w:eastAsia="宋体"/>
-          <w:color w:val="000000"/>
-          <w:sz w:val="24"/>
-        </w:rPr>
-        <w:t>项目LOGO</w:t>
-      </w:r>
-      <w:r>
-        <w:rPr>
-          <w:rFonts w:eastAsia="宋体"/>
-          <w:color w:val="000000"/>
-          <w:sz w:val="24"/>
-        </w:rPr>
-        <w:t>]</w:t>
-      </w:r>
-      <w:commentRangeEnd w:id="1"/>
-      <w:r>
-        <w:rPr>
-          <w:rStyle w:val="64"/>
-          <w:rFonts w:asciiTheme="minorHAnsi" w:hAnsiTheme="minorHAnsi"/>
-        </w:rPr>
-        <w:commentReference w:id="1"/>
-      </w:r>
     </w:p>
     <w:p>
       <w:pPr>
@@ -442,71 +411,8 @@
     </w:p>
     <w:p>
       <w:pPr>
+        <w:spacing w:line="300" w:lineRule="auto"/>
         <w:jc w:val="center"/>
-        <w:rPr>
-          <w:rFonts w:eastAsia="宋体"/>
-          <w:b/>
-          <w:color w:val="000000"/>
-          <w:sz w:val="24"/>
-        </w:rPr>
-      </w:pPr>
-    </w:p>
-    <w:p>
-      <w:pPr>
-        <w:jc w:val="center"/>
-        <w:rPr>
-          <w:rFonts w:eastAsia="宋体"/>
-          <w:b/>
-          <w:color w:val="000000"/>
-          <w:sz w:val="24"/>
-        </w:rPr>
-      </w:pPr>
-    </w:p>
-    <w:p>
-      <w:pPr>
-        <w:jc w:val="center"/>
-        <w:rPr>
-          <w:rFonts w:eastAsia="宋体"/>
-          <w:b/>
-          <w:color w:val="000000"/>
-          <w:sz w:val="24"/>
-        </w:rPr>
-      </w:pPr>
-    </w:p>
-    <w:p>
-      <w:pPr>
-        <w:jc w:val="center"/>
-        <w:rPr>
-          <w:rFonts w:eastAsia="宋体"/>
-          <w:b/>
-          <w:color w:val="000000"/>
-          <w:sz w:val="24"/>
-        </w:rPr>
-      </w:pPr>
-    </w:p>
-    <w:p>
-      <w:pPr>
-        <w:jc w:val="center"/>
-        <w:rPr>
-          <w:rFonts w:eastAsia="宋体"/>
-          <w:b/>
-          <w:color w:val="000000"/>
-          <w:sz w:val="44"/>
-          <w:szCs w:val="44"/>
-        </w:rPr>
-      </w:pPr>
-      <w:commentRangeStart w:id="2"/>
-      <w:r>
-        <w:rPr>
-          <w:rFonts w:eastAsia="宋体"/>
-          <w:b/>
-          <w:color w:val="000000"/>
-          <w:sz w:val="44"/>
-          <w:szCs w:val="44"/>
-        </w:rPr>
-        <w:t>[</w:t>
-      </w:r>
-      <w:r>
         <w:rPr>
           <w:rFonts w:hint="eastAsia" w:ascii="黑体" w:hAnsi="黑体" w:eastAsia="黑体"/>
           <w:b/>
@@ -514,25 +420,16 @@
           <w:sz w:val="44"/>
           <w:szCs w:val="44"/>
         </w:rPr>
-        <w:t>项目名称</w:t>
-      </w:r>
-      <w:r>
-        <w:rPr>
-          <w:rFonts w:eastAsia="宋体"/>
+      </w:pPr>
+      <w:r>
+        <w:rPr>
+          <w:rFonts w:hint="eastAsia" w:ascii="黑体" w:hAnsi="黑体" w:eastAsia="黑体"/>
           <w:b/>
           <w:color w:val="000000"/>
           <w:sz w:val="44"/>
           <w:szCs w:val="44"/>
         </w:rPr>
-        <w:t>]</w:t>
-      </w:r>
-      <w:commentRangeEnd w:id="2"/>
-      <w:r>
-        <w:rPr>
-          <w:rStyle w:val="64"/>
-          <w:rFonts w:asciiTheme="minorHAnsi" w:hAnsiTheme="minorHAnsi"/>
-        </w:rPr>
-        <w:commentReference w:id="2"/>
+        <w:t>银发智慧膳食管家</w:t>
       </w:r>
     </w:p>
     <w:p>
@@ -544,46 +441,14 @@
           <w:sz w:val="24"/>
         </w:rPr>
       </w:pPr>
-      <w:commentRangeStart w:id="3"/>
-      <w:r>
-        <w:rPr>
+      <w:r>
+        <w:rPr>
+          <w:rFonts w:hint="eastAsia"/>
           <w:b/>
           <w:sz w:val="24"/>
         </w:rPr>
-        <w:t>[</w:t>
-      </w:r>
-      <w:r>
-        <w:rPr>
-          <w:rFonts w:hint="eastAsia"/>
-          <w:b/>
-          <w:sz w:val="24"/>
-        </w:rPr>
-        <w:t>Project Name</w:t>
-      </w:r>
-      <w:r>
-        <w:rPr>
-          <w:b/>
-          <w:sz w:val="24"/>
-        </w:rPr>
-        <w:t>]</w:t>
-      </w:r>
-      <w:commentRangeEnd w:id="3"/>
-      <w:r>
-        <w:rPr>
-          <w:rStyle w:val="64"/>
-          <w:rFonts w:asciiTheme="minorHAnsi" w:hAnsiTheme="minorHAnsi"/>
-        </w:rPr>
-        <w:commentReference w:id="3"/>
-      </w:r>
-    </w:p>
-    <w:p>
-      <w:pPr>
-        <w:spacing w:line="300" w:lineRule="auto"/>
-        <w:jc w:val="center"/>
-        <w:rPr>
-          <w:b/>
-        </w:rPr>
-      </w:pPr>
+        <w:t>ElderCare AI</w:t>
+      </w:r>
     </w:p>
     <w:p>
       <w:pPr>
@@ -603,6 +468,7 @@
           <w:color w:val="000000"/>
           <w:sz w:val="36"/>
           <w:szCs w:val="36"/>
+          <w:lang w:val="en-US" w:eastAsia="zh-CN"/>
         </w:rPr>
       </w:pPr>
       <w:r>
@@ -612,6 +478,7 @@
           <w:color w:val="000000"/>
           <w:sz w:val="36"/>
           <w:szCs w:val="36"/>
+          <w:lang w:val="en-US" w:eastAsia="zh-CN"/>
         </w:rPr>
         <w:t>项目开发文档</w:t>
       </w:r>
@@ -621,8 +488,10 @@
         <w:spacing w:line="300" w:lineRule="auto"/>
         <w:jc w:val="center"/>
         <w:rPr>
+          <w:rFonts w:hint="eastAsia" w:eastAsiaTheme="minorEastAsia"/>
           <w:b/>
           <w:sz w:val="24"/>
+          <w:lang w:val="en-US" w:eastAsia="zh-CN"/>
         </w:rPr>
       </w:pPr>
       <w:r>
@@ -640,52 +509,161 @@
         </w:rPr>
         <w:t xml:space="preserve"> </w:t>
       </w:r>
-      <w:commentRangeStart w:id="4"/>
-      <w:r>
-        <w:rPr>
+      <w:r>
+        <w:rPr>
+          <w:rFonts w:hint="eastAsia"/>
           <w:b/>
           <w:sz w:val="24"/>
         </w:rPr>
-        <w:t>[</w:t>
+        <w:t>0.1.</w:t>
       </w:r>
       <w:r>
         <w:rPr>
           <w:rFonts w:hint="eastAsia"/>
           <w:b/>
           <w:sz w:val="24"/>
-        </w:rPr>
-        <w:t>Version</w:t>
-      </w:r>
-      <w:r>
+          <w:lang w:val="en-US" w:eastAsia="zh-CN"/>
+        </w:rPr>
+        <w:t>x</w:t>
+      </w:r>
+      <w:bookmarkStart w:id="74" w:name="_GoBack"/>
+      <w:bookmarkEnd w:id="74"/>
+    </w:p>
+    <w:p>
+      <w:pPr>
+        <w:jc w:val="center"/>
+        <w:rPr>
+          <w:rFonts w:eastAsia="宋体"/>
+          <w:color w:val="000000"/>
+        </w:rPr>
+      </w:pPr>
+    </w:p>
+    <w:p>
+      <w:pPr>
+        <w:jc w:val="center"/>
+        <w:rPr>
+          <w:rFonts w:eastAsia="宋体"/>
+          <w:color w:val="000000"/>
+        </w:rPr>
+      </w:pPr>
+    </w:p>
+    <w:p>
+      <w:pPr>
+        <w:spacing w:line="300" w:lineRule="auto"/>
+        <w:jc w:val="center"/>
         <w:rPr>
           <w:b/>
           <w:sz w:val="24"/>
         </w:rPr>
-        <w:t xml:space="preserve"> </w:t>
-      </w:r>
-      <w:r>
-        <w:rPr>
-          <w:rFonts w:hint="eastAsia"/>
+      </w:pPr>
+      <w:r>
+        <w:drawing>
+          <wp:inline distT="0" distB="0" distL="0" distR="0">
+            <wp:extent cx="1269365" cy="1269365"/>
+            <wp:effectExtent l="0" t="0" r="10795" b="10795"/>
+            <wp:docPr id="5" name="图片 5"/>
+            <wp:cNvGraphicFramePr>
+              <a:graphicFrameLocks xmlns:a="http://schemas.openxmlformats.org/drawingml/2006/main" noChangeAspect="1"/>
+            </wp:cNvGraphicFramePr>
+            <a:graphic xmlns:a="http://schemas.openxmlformats.org/drawingml/2006/main">
+              <a:graphicData uri="http://schemas.openxmlformats.org/drawingml/2006/picture">
+                <pic:pic xmlns:pic="http://schemas.openxmlformats.org/drawingml/2006/picture">
+                  <pic:nvPicPr>
+                    <pic:cNvPr id="5" name="图片 5"/>
+                    <pic:cNvPicPr>
+                      <a:picLocks noChangeAspect="1" noChangeArrowheads="1"/>
+                    </pic:cNvPicPr>
+                  </pic:nvPicPr>
+                  <pic:blipFill>
+                    <a:blip r:embed="rId15">
+                      <a:extLst>
+                        <a:ext uri="{28A0092B-C50C-407E-A947-70E740481C1C}">
+                          <a14:useLocalDpi xmlns:a14="http://schemas.microsoft.com/office/drawing/2010/main" val="0"/>
+                        </a:ext>
+                      </a:extLst>
+                    </a:blip>
+                    <a:srcRect/>
+                    <a:stretch>
+                      <a:fillRect/>
+                    </a:stretch>
+                  </pic:blipFill>
+                  <pic:spPr>
+                    <a:xfrm>
+                      <a:off x="0" y="0"/>
+                      <a:ext cx="1280731" cy="1280731"/>
+                    </a:xfrm>
+                    <a:prstGeom prst="rect">
+                      <a:avLst/>
+                    </a:prstGeom>
+                    <a:noFill/>
+                    <a:ln>
+                      <a:noFill/>
+                    </a:ln>
+                  </pic:spPr>
+                </pic:pic>
+              </a:graphicData>
+            </a:graphic>
+          </wp:inline>
+        </w:drawing>
+      </w:r>
+    </w:p>
+    <w:p>
+      <w:pPr>
+        <w:spacing w:line="300" w:lineRule="auto"/>
+        <w:jc w:val="center"/>
+        <w:rPr>
           <w:b/>
           <w:sz w:val="24"/>
         </w:rPr>
-        <w:t>Number</w:t>
-      </w:r>
-      <w:r>
+      </w:pPr>
+    </w:p>
+    <w:p>
+      <w:pPr>
+        <w:spacing w:line="300" w:lineRule="auto"/>
+        <w:jc w:val="center"/>
         <w:rPr>
           <w:b/>
           <w:sz w:val="24"/>
         </w:rPr>
-        <w:t>]</w:t>
-      </w:r>
-      <w:commentRangeEnd w:id="4"/>
-      <w:r>
-        <w:rPr>
-          <w:rStyle w:val="64"/>
-          <w:rFonts w:asciiTheme="minorHAnsi" w:hAnsiTheme="minorHAnsi"/>
-        </w:rPr>
-        <w:commentReference w:id="4"/>
-      </w:r>
+      </w:pPr>
+      <w:r>
+        <w:rPr>
+          <w:rFonts w:hint="eastAsia"/>
+          <w:b/>
+          <w:sz w:val="24"/>
+        </w:rPr>
+        <w:t>啊对对对对队</w:t>
+      </w:r>
+    </w:p>
+    <w:p>
+      <w:pPr>
+        <w:spacing w:line="300" w:lineRule="auto"/>
+        <w:jc w:val="center"/>
+        <w:rPr>
+          <w:b/>
+          <w:sz w:val="24"/>
+        </w:rPr>
+      </w:pPr>
+    </w:p>
+    <w:p>
+      <w:pPr>
+        <w:spacing w:line="300" w:lineRule="auto"/>
+        <w:jc w:val="center"/>
+        <w:rPr>
+          <w:b/>
+          <w:sz w:val="24"/>
+        </w:rPr>
+      </w:pPr>
+    </w:p>
+    <w:p>
+      <w:pPr>
+        <w:spacing w:line="300" w:lineRule="auto"/>
+        <w:jc w:val="center"/>
+        <w:rPr>
+          <w:b/>
+          <w:sz w:val="24"/>
+        </w:rPr>
+      </w:pPr>
     </w:p>
     <w:p>
       <w:pPr>
@@ -698,179 +676,13 @@
     </w:p>
     <w:p>
       <w:pPr>
-        <w:jc w:val="center"/>
-        <w:rPr>
-          <w:rFonts w:eastAsia="宋体"/>
-          <w:color w:val="000000"/>
-        </w:rPr>
-      </w:pPr>
-    </w:p>
-    <w:p>
-      <w:pPr>
-        <w:jc w:val="center"/>
-        <w:rPr>
-          <w:rFonts w:eastAsia="宋体"/>
-          <w:color w:val="000000"/>
-        </w:rPr>
-      </w:pPr>
-    </w:p>
-    <w:p>
-      <w:pPr>
-        <w:jc w:val="center"/>
-        <w:rPr>
-          <w:rFonts w:eastAsia="宋体"/>
-          <w:color w:val="000000"/>
-        </w:rPr>
-      </w:pPr>
-    </w:p>
-    <w:p>
-      <w:pPr>
         <w:spacing w:line="300" w:lineRule="auto"/>
         <w:jc w:val="center"/>
         <w:rPr>
-          <w:color w:val="000000"/>
-          <w:sz w:val="24"/>
-        </w:rPr>
-      </w:pPr>
-      <w:commentRangeStart w:id="5"/>
-      <w:r>
-        <w:rPr>
-          <w:rFonts w:eastAsia="宋体"/>
-          <w:color w:val="000000"/>
-          <w:sz w:val="24"/>
-        </w:rPr>
-        <w:t>[Team LOGO]</w:t>
-      </w:r>
-      <w:commentRangeEnd w:id="5"/>
-      <w:r>
-        <w:rPr>
-          <w:rStyle w:val="64"/>
-          <w:rFonts w:asciiTheme="minorHAnsi" w:hAnsiTheme="minorHAnsi"/>
-        </w:rPr>
-        <w:commentReference w:id="5"/>
-      </w:r>
-    </w:p>
-    <w:p>
-      <w:pPr>
-        <w:spacing w:line="300" w:lineRule="auto"/>
-        <w:jc w:val="center"/>
-        <w:rPr>
           <w:b/>
           <w:sz w:val="24"/>
         </w:rPr>
       </w:pPr>
-    </w:p>
-    <w:p>
-      <w:pPr>
-        <w:spacing w:line="300" w:lineRule="auto"/>
-        <w:jc w:val="center"/>
-        <w:rPr>
-          <w:b/>
-          <w:sz w:val="24"/>
-        </w:rPr>
-      </w:pPr>
-    </w:p>
-    <w:p>
-      <w:pPr>
-        <w:spacing w:line="300" w:lineRule="auto"/>
-        <w:jc w:val="center"/>
-        <w:rPr>
-          <w:b/>
-          <w:sz w:val="24"/>
-        </w:rPr>
-      </w:pPr>
-      <w:commentRangeStart w:id="6"/>
-      <w:r>
-        <w:rPr>
-          <w:rFonts w:hint="eastAsia"/>
-          <w:b/>
-          <w:sz w:val="24"/>
-        </w:rPr>
-        <w:t>[</w:t>
-      </w:r>
-      <w:r>
-        <w:rPr>
-          <w:b/>
-          <w:sz w:val="24"/>
-        </w:rPr>
-        <w:t>Team Name</w:t>
-      </w:r>
-      <w:r>
-        <w:rPr>
-          <w:rFonts w:hint="eastAsia"/>
-          <w:b/>
-          <w:sz w:val="24"/>
-        </w:rPr>
-        <w:t>]</w:t>
-      </w:r>
-      <w:commentRangeEnd w:id="6"/>
-      <w:r>
-        <w:rPr>
-          <w:rStyle w:val="64"/>
-          <w:rFonts w:asciiTheme="minorHAnsi" w:hAnsiTheme="minorHAnsi"/>
-        </w:rPr>
-        <w:commentReference w:id="6"/>
-      </w:r>
-    </w:p>
-    <w:p>
-      <w:pPr>
-        <w:spacing w:line="300" w:lineRule="auto"/>
-        <w:jc w:val="center"/>
-        <w:rPr>
-          <w:b/>
-          <w:sz w:val="24"/>
-        </w:rPr>
-      </w:pPr>
-    </w:p>
-    <w:p>
-      <w:pPr>
-        <w:spacing w:line="300" w:lineRule="auto"/>
-        <w:jc w:val="center"/>
-        <w:rPr>
-          <w:b/>
-          <w:sz w:val="24"/>
-        </w:rPr>
-      </w:pPr>
-    </w:p>
-    <w:p>
-      <w:pPr>
-        <w:spacing w:line="300" w:lineRule="auto"/>
-        <w:jc w:val="center"/>
-        <w:rPr>
-          <w:b/>
-          <w:sz w:val="24"/>
-        </w:rPr>
-      </w:pPr>
-    </w:p>
-    <w:p>
-      <w:pPr>
-        <w:jc w:val="center"/>
-        <w:rPr>
-          <w:rFonts w:eastAsia="宋体"/>
-          <w:color w:val="000000"/>
-        </w:rPr>
-      </w:pPr>
-    </w:p>
-    <w:p>
-      <w:pPr>
-        <w:jc w:val="center"/>
-        <w:rPr>
-          <w:rFonts w:eastAsia="宋体"/>
-          <w:b/>
-          <w:color w:val="000000"/>
-          <w:sz w:val="24"/>
-        </w:rPr>
-      </w:pPr>
-      <w:commentRangeStart w:id="7"/>
-      <w:r>
-        <w:rPr>
-          <w:rFonts w:eastAsia="宋体"/>
-          <w:b/>
-          <w:color w:val="000000"/>
-          <w:sz w:val="24"/>
-        </w:rPr>
-        <w:t>[YYYY</w:t>
-      </w:r>
       <w:r>
         <w:rPr>
           <w:rFonts w:hint="eastAsia" w:eastAsia="宋体"/>
@@ -878,42 +690,7 @@
           <w:color w:val="000000"/>
           <w:sz w:val="24"/>
         </w:rPr>
-        <w:t>-</w:t>
-      </w:r>
-      <w:r>
-        <w:rPr>
-          <w:rFonts w:eastAsia="宋体"/>
-          <w:b/>
-          <w:color w:val="000000"/>
-          <w:sz w:val="24"/>
-        </w:rPr>
-        <w:t>MM</w:t>
-      </w:r>
-      <w:r>
-        <w:rPr>
-          <w:rFonts w:hint="eastAsia" w:eastAsia="宋体"/>
-          <w:b/>
-          <w:color w:val="000000"/>
-          <w:sz w:val="24"/>
-        </w:rPr>
-        <w:t>-</w:t>
-      </w:r>
-      <w:r>
-        <w:rPr>
-          <w:rFonts w:eastAsia="宋体"/>
-          <w:b/>
-          <w:color w:val="000000"/>
-          <w:sz w:val="24"/>
-        </w:rPr>
-        <w:t>DD]</w:t>
-      </w:r>
-      <w:commentRangeEnd w:id="7"/>
-      <w:r>
-        <w:rPr>
-          <w:rStyle w:val="64"/>
-          <w:rFonts w:asciiTheme="minorHAnsi" w:hAnsiTheme="minorHAnsi"/>
-        </w:rPr>
-        <w:commentReference w:id="7"/>
+        <w:t>2026-02-02</w:t>
       </w:r>
     </w:p>
     <w:p>
@@ -925,6 +702,13 @@
           <w:sz w:val="24"/>
         </w:rPr>
       </w:pPr>
+      <w:r>
+        <w:rPr>
+          <w:b/>
+          <w:sz w:val="24"/>
+        </w:rPr>
+        <w:t>All Rights Reserved</w:t>
+      </w:r>
     </w:p>
     <w:p>
       <w:pPr>
@@ -934,28 +718,9 @@
           <w:b/>
           <w:sz w:val="24"/>
         </w:rPr>
-      </w:pPr>
-      <w:r>
-        <w:rPr>
-          <w:b/>
-          <w:sz w:val="24"/>
-        </w:rPr>
-        <w:t>All Rights Reserved</w:t>
-      </w:r>
-    </w:p>
-    <w:p>
-      <w:pPr>
-        <w:spacing w:line="300" w:lineRule="auto"/>
-        <w:jc w:val="center"/>
-        <w:rPr>
-          <w:b/>
-          <w:sz w:val="24"/>
-        </w:rPr>
         <w:sectPr>
           <w:headerReference r:id="rId5" w:type="default"/>
-          <w:footerReference r:id="rId7" w:type="default"/>
-          <w:headerReference r:id="rId6" w:type="even"/>
-          <w:footerReference r:id="rId8" w:type="even"/>
+          <w:footerReference r:id="rId6" w:type="default"/>
           <w:pgSz w:w="11906" w:h="16838"/>
           <w:pgMar w:top="1440" w:right="1797" w:bottom="1440" w:left="1797" w:header="851" w:footer="992" w:gutter="0"/>
           <w:pgNumType w:fmt="upperRoman" w:start="1"/>
@@ -975,7 +740,7 @@
           <w:sz w:val="36"/>
         </w:rPr>
       </w:pPr>
-      <w:commentRangeStart w:id="8"/>
+      <w:commentRangeStart w:id="0"/>
       <w:r>
         <w:rPr>
           <w:rFonts w:hint="eastAsia" w:ascii="黑体" w:hAnsi="黑体" w:eastAsia="黑体"/>
@@ -984,14 +749,14 @@
         </w:rPr>
         <w:t>目录</w:t>
       </w:r>
-      <w:commentRangeEnd w:id="8"/>
+      <w:commentRangeEnd w:id="0"/>
       <w:r>
         <w:rPr>
           <w:rStyle w:val="64"/>
           <w:rFonts w:asciiTheme="minorHAnsi" w:hAnsiTheme="minorHAnsi"/>
           <w:b w:val="0"/>
         </w:rPr>
-        <w:commentReference w:id="8"/>
+        <w:commentReference w:id="0"/>
       </w:r>
     </w:p>
     <w:p>
@@ -4376,7 +4141,8 @@
           <w:color w:val="000000"/>
         </w:rPr>
         <w:sectPr>
-          <w:footerReference r:id="rId9" w:type="default"/>
+          <w:headerReference r:id="rId7" w:type="default"/>
+          <w:footerReference r:id="rId8" w:type="default"/>
           <w:pgSz w:w="11906" w:h="16838"/>
           <w:pgMar w:top="1440" w:right="1797" w:bottom="1440" w:left="1797" w:header="851" w:footer="992" w:gutter="0"/>
           <w:pgNumType w:fmt="upperRoman" w:start="1"/>
@@ -4504,7 +4270,7 @@
                 <w:sz w:val="21"/>
               </w:rPr>
             </w:pPr>
-            <w:commentRangeStart w:id="9"/>
+            <w:commentRangeStart w:id="1"/>
             <w:r>
               <w:rPr>
                 <w:rFonts w:hint="eastAsia" w:ascii="宋体" w:hAnsi="宋体" w:eastAsia="宋体"/>
@@ -4523,13 +4289,13 @@
               </w:rPr>
               <w:t>原因</w:t>
             </w:r>
-            <w:commentRangeEnd w:id="9"/>
+            <w:commentRangeEnd w:id="1"/>
             <w:r>
               <w:rPr>
                 <w:rStyle w:val="64"/>
                 <w:rFonts w:asciiTheme="minorHAnsi" w:hAnsiTheme="minorHAnsi" w:eastAsiaTheme="minorEastAsia"/>
               </w:rPr>
-              <w:commentReference w:id="9"/>
+              <w:commentReference w:id="1"/>
             </w:r>
           </w:p>
         </w:tc>
@@ -4548,7 +4314,7 @@
                 <w:sz w:val="21"/>
               </w:rPr>
             </w:pPr>
-            <w:commentRangeStart w:id="10"/>
+            <w:commentRangeStart w:id="2"/>
             <w:r>
               <w:rPr>
                 <w:rFonts w:ascii="宋体" w:hAnsi="宋体" w:eastAsia="宋体"/>
@@ -4567,13 +4333,13 @@
               </w:rPr>
               <w:t>号</w:t>
             </w:r>
-            <w:commentRangeEnd w:id="10"/>
+            <w:commentRangeEnd w:id="2"/>
             <w:r>
               <w:rPr>
                 <w:rStyle w:val="64"/>
                 <w:rFonts w:asciiTheme="minorHAnsi" w:hAnsiTheme="minorHAnsi" w:eastAsiaTheme="minorEastAsia"/>
               </w:rPr>
-              <w:commentReference w:id="10"/>
+              <w:commentReference w:id="2"/>
             </w:r>
           </w:p>
         </w:tc>
@@ -7203,22 +6969,22 @@
       <w:pPr>
         <w:pStyle w:val="2"/>
       </w:pPr>
-      <w:commentRangeStart w:id="11"/>
       <w:bookmarkStart w:id="0" w:name="_Toc14939"/>
-      <w:bookmarkStart w:id="1" w:name="_Toc331243703"/>
-      <w:bookmarkStart w:id="2" w:name="_Toc331243603"/>
-      <w:bookmarkStart w:id="3" w:name="_Toc331243882"/>
-      <w:bookmarkStart w:id="4" w:name="_Toc331545160"/>
+      <w:bookmarkStart w:id="1" w:name="_Toc331243603"/>
+      <w:bookmarkStart w:id="2" w:name="_Toc331243882"/>
+      <w:bookmarkStart w:id="3" w:name="_Toc331243703"/>
+      <w:bookmarkStart w:id="4" w:name="_Toc331238830"/>
       <w:bookmarkStart w:id="5" w:name="_Toc331238769"/>
       <w:bookmarkStart w:id="6" w:name="_Toc331243782"/>
-      <w:bookmarkStart w:id="7" w:name="_Toc331238830"/>
+      <w:bookmarkStart w:id="7" w:name="_Toc331545160"/>
+      <w:commentRangeStart w:id="3"/>
       <w:r>
         <w:rPr>
           <w:rFonts w:hint="eastAsia"/>
         </w:rPr>
         <w:t>项目概述</w:t>
       </w:r>
-      <w:commentRangeEnd w:id="11"/>
+      <w:commentRangeEnd w:id="3"/>
       <w:r>
         <w:rPr>
           <w:rStyle w:val="64"/>
@@ -7227,7 +6993,7 @@
           <w:bCs w:val="0"/>
           <w:kern w:val="2"/>
         </w:rPr>
-        <w:commentReference w:id="11"/>
+        <w:commentReference w:id="3"/>
       </w:r>
       <w:bookmarkEnd w:id="0"/>
     </w:p>
@@ -7235,15 +7001,15 @@
       <w:pPr>
         <w:pStyle w:val="4"/>
       </w:pPr>
+      <w:commentRangeStart w:id="4"/>
       <w:bookmarkStart w:id="8" w:name="_Toc28686"/>
-      <w:commentRangeStart w:id="12"/>
       <w:r>
         <w:rPr>
           <w:rFonts w:hint="eastAsia"/>
         </w:rPr>
         <w:t>项目背景</w:t>
       </w:r>
-      <w:commentRangeEnd w:id="12"/>
+      <w:commentRangeEnd w:id="4"/>
       <w:r>
         <w:rPr>
           <w:rStyle w:val="64"/>
@@ -7251,7 +7017,7 @@
           <w:b w:val="0"/>
           <w:bCs w:val="0"/>
         </w:rPr>
-        <w:commentReference w:id="12"/>
+        <w:commentReference w:id="4"/>
       </w:r>
       <w:bookmarkEnd w:id="8"/>
     </w:p>
@@ -7272,15 +7038,15 @@
       <w:pPr>
         <w:pStyle w:val="5"/>
       </w:pPr>
+      <w:commentRangeStart w:id="5"/>
       <w:bookmarkStart w:id="10" w:name="_Toc8142"/>
-      <w:commentRangeStart w:id="13"/>
       <w:r>
         <w:rPr>
           <w:rFonts w:hint="eastAsia"/>
         </w:rPr>
         <w:t>应用场景</w:t>
       </w:r>
-      <w:commentRangeEnd w:id="13"/>
+      <w:commentRangeEnd w:id="5"/>
       <w:r>
         <w:rPr>
           <w:rStyle w:val="64"/>
@@ -7288,7 +7054,7 @@
           <w:b w:val="0"/>
           <w:bCs w:val="0"/>
         </w:rPr>
-        <w:commentReference w:id="13"/>
+        <w:commentReference w:id="5"/>
       </w:r>
       <w:bookmarkEnd w:id="10"/>
     </w:p>
@@ -7310,14 +7076,14 @@
         <w:pStyle w:val="4"/>
       </w:pPr>
       <w:bookmarkStart w:id="12" w:name="_Toc25537"/>
-      <w:commentRangeStart w:id="14"/>
+      <w:commentRangeStart w:id="6"/>
       <w:r>
         <w:rPr>
           <w:rFonts w:hint="eastAsia"/>
         </w:rPr>
         <w:t>项目方案</w:t>
       </w:r>
-      <w:commentRangeEnd w:id="14"/>
+      <w:commentRangeEnd w:id="6"/>
       <w:r>
         <w:rPr>
           <w:rStyle w:val="64"/>
@@ -7325,7 +7091,7 @@
           <w:b w:val="0"/>
           <w:bCs w:val="0"/>
         </w:rPr>
-        <w:commentReference w:id="14"/>
+        <w:commentReference w:id="6"/>
       </w:r>
       <w:bookmarkEnd w:id="12"/>
     </w:p>
@@ -7378,7 +7144,7 @@
         <w:pStyle w:val="3"/>
         <w:ind w:firstLine="480"/>
         <w:sectPr>
-          <w:footerReference r:id="rId10" w:type="first"/>
+          <w:footerReference r:id="rId9" w:type="first"/>
           <w:pgSz w:w="11906" w:h="16838"/>
           <w:pgMar w:top="1440" w:right="1800" w:bottom="1440" w:left="1800" w:header="851" w:footer="992" w:gutter="0"/>
           <w:pgNumType w:start="1"/>
@@ -7391,15 +7157,15 @@
       <w:pPr>
         <w:pStyle w:val="2"/>
       </w:pPr>
-      <w:commentRangeStart w:id="15"/>
       <w:bookmarkStart w:id="15" w:name="_Toc24496"/>
+      <w:commentRangeStart w:id="7"/>
       <w:r>
         <w:rPr>
           <w:rFonts w:hint="eastAsia"/>
         </w:rPr>
         <w:t>开发计划</w:t>
       </w:r>
-      <w:commentRangeEnd w:id="15"/>
+      <w:commentRangeEnd w:id="7"/>
       <w:r>
         <w:rPr>
           <w:rStyle w:val="64"/>
@@ -7408,7 +7174,7 @@
           <w:bCs w:val="0"/>
           <w:kern w:val="2"/>
         </w:rPr>
-        <w:commentReference w:id="15"/>
+        <w:commentReference w:id="7"/>
       </w:r>
       <w:bookmarkEnd w:id="15"/>
     </w:p>
@@ -7468,15 +7234,15 @@
       <w:pPr>
         <w:pStyle w:val="4"/>
       </w:pPr>
-      <w:commentRangeStart w:id="16"/>
       <w:bookmarkStart w:id="20" w:name="_Toc6796"/>
+      <w:commentRangeStart w:id="8"/>
       <w:r>
         <w:rPr>
           <w:rFonts w:hint="eastAsia"/>
         </w:rPr>
         <w:t>关键问题</w:t>
       </w:r>
-      <w:commentRangeEnd w:id="16"/>
+      <w:commentRangeEnd w:id="8"/>
       <w:r>
         <w:rPr>
           <w:rStyle w:val="64"/>
@@ -7484,7 +7250,7 @@
           <w:b w:val="0"/>
           <w:bCs w:val="0"/>
         </w:rPr>
-        <w:commentReference w:id="16"/>
+        <w:commentReference w:id="8"/>
       </w:r>
       <w:bookmarkEnd w:id="20"/>
     </w:p>
@@ -7505,15 +7271,15 @@
       <w:pPr>
         <w:pStyle w:val="4"/>
       </w:pPr>
-      <w:commentRangeStart w:id="17"/>
       <w:bookmarkStart w:id="22" w:name="_Toc25176"/>
+      <w:commentRangeStart w:id="9"/>
       <w:r>
         <w:rPr>
           <w:rFonts w:hint="eastAsia"/>
         </w:rPr>
         <w:t>开发预算</w:t>
       </w:r>
-      <w:commentRangeEnd w:id="17"/>
+      <w:commentRangeEnd w:id="9"/>
       <w:r>
         <w:rPr>
           <w:rStyle w:val="64"/>
@@ -7521,7 +7287,7 @@
           <w:b w:val="0"/>
           <w:bCs w:val="0"/>
         </w:rPr>
-        <w:commentReference w:id="17"/>
+        <w:commentReference w:id="9"/>
       </w:r>
       <w:bookmarkEnd w:id="22"/>
     </w:p>
@@ -7547,15 +7313,15 @@
       <w:pPr>
         <w:pStyle w:val="2"/>
       </w:pPr>
-      <w:commentRangeStart w:id="18"/>
       <w:bookmarkStart w:id="23" w:name="_Toc13056"/>
+      <w:commentRangeStart w:id="10"/>
       <w:r>
         <w:rPr>
           <w:rFonts w:hint="eastAsia"/>
         </w:rPr>
         <w:t>可行性分析</w:t>
       </w:r>
-      <w:commentRangeEnd w:id="18"/>
+      <w:commentRangeEnd w:id="10"/>
       <w:r>
         <w:rPr>
           <w:rStyle w:val="64"/>
@@ -7564,7 +7330,7 @@
           <w:bCs w:val="0"/>
           <w:kern w:val="2"/>
         </w:rPr>
-        <w:commentReference w:id="18"/>
+        <w:commentReference w:id="10"/>
       </w:r>
       <w:bookmarkEnd w:id="23"/>
     </w:p>
@@ -7629,14 +7395,14 @@
         <w:pStyle w:val="2"/>
       </w:pPr>
       <w:bookmarkStart w:id="27" w:name="_Toc22959"/>
-      <w:commentRangeStart w:id="19"/>
+      <w:commentRangeStart w:id="11"/>
       <w:r>
         <w:rPr>
           <w:rFonts w:hint="eastAsia"/>
         </w:rPr>
         <w:t>需求分析</w:t>
       </w:r>
-      <w:commentRangeEnd w:id="19"/>
+      <w:commentRangeEnd w:id="11"/>
       <w:r>
         <w:rPr>
           <w:rStyle w:val="64"/>
@@ -7645,7 +7411,7 @@
           <w:bCs w:val="0"/>
           <w:kern w:val="2"/>
         </w:rPr>
-        <w:commentReference w:id="19"/>
+        <w:commentReference w:id="11"/>
       </w:r>
       <w:bookmarkEnd w:id="27"/>
     </w:p>
@@ -7653,15 +7419,15 @@
       <w:pPr>
         <w:pStyle w:val="4"/>
       </w:pPr>
-      <w:commentRangeStart w:id="20"/>
       <w:bookmarkStart w:id="28" w:name="_Toc11354"/>
+      <w:commentRangeStart w:id="12"/>
       <w:r>
         <w:rPr>
           <w:rFonts w:hint="eastAsia"/>
         </w:rPr>
         <w:t>数据需求</w:t>
       </w:r>
-      <w:commentRangeEnd w:id="20"/>
+      <w:commentRangeEnd w:id="12"/>
       <w:r>
         <w:rPr>
           <w:rStyle w:val="64"/>
@@ -7669,7 +7435,7 @@
           <w:b w:val="0"/>
           <w:bCs w:val="0"/>
         </w:rPr>
-        <w:commentReference w:id="20"/>
+        <w:commentReference w:id="12"/>
       </w:r>
       <w:bookmarkEnd w:id="28"/>
     </w:p>
@@ -7716,15 +7482,15 @@
       <w:pPr>
         <w:pStyle w:val="5"/>
       </w:pPr>
-      <w:commentRangeStart w:id="21"/>
       <w:bookmarkStart w:id="32" w:name="_Toc19846"/>
+      <w:commentRangeStart w:id="13"/>
       <w:r>
         <w:rPr>
           <w:rFonts w:hint="eastAsia"/>
         </w:rPr>
         <w:t>数据采集</w:t>
       </w:r>
-      <w:commentRangeEnd w:id="21"/>
+      <w:commentRangeEnd w:id="13"/>
       <w:r>
         <w:rPr>
           <w:rStyle w:val="64"/>
@@ -7732,7 +7498,7 @@
           <w:b w:val="0"/>
           <w:bCs w:val="0"/>
         </w:rPr>
-        <w:commentReference w:id="21"/>
+        <w:commentReference w:id="13"/>
       </w:r>
       <w:bookmarkEnd w:id="32"/>
     </w:p>
@@ -7740,15 +7506,15 @@
       <w:pPr>
         <w:pStyle w:val="4"/>
       </w:pPr>
-      <w:commentRangeStart w:id="22"/>
       <w:bookmarkStart w:id="33" w:name="_Toc16854"/>
+      <w:commentRangeStart w:id="14"/>
       <w:r>
         <w:rPr>
           <w:rFonts w:hint="eastAsia"/>
         </w:rPr>
         <w:t>功能需求</w:t>
       </w:r>
-      <w:commentRangeEnd w:id="22"/>
+      <w:commentRangeEnd w:id="14"/>
       <w:r>
         <w:rPr>
           <w:rStyle w:val="64"/>
@@ -7756,7 +7522,7 @@
           <w:b w:val="0"/>
           <w:bCs w:val="0"/>
         </w:rPr>
-        <w:commentReference w:id="22"/>
+        <w:commentReference w:id="14"/>
       </w:r>
       <w:bookmarkEnd w:id="33"/>
     </w:p>
@@ -7764,15 +7530,15 @@
       <w:pPr>
         <w:pStyle w:val="5"/>
       </w:pPr>
-      <w:commentRangeStart w:id="23"/>
       <w:bookmarkStart w:id="34" w:name="_Toc29198"/>
+      <w:commentRangeStart w:id="15"/>
       <w:r>
         <w:rPr>
           <w:rFonts w:hint="eastAsia"/>
         </w:rPr>
         <w:t>**功能模块</w:t>
       </w:r>
-      <w:commentRangeEnd w:id="23"/>
+      <w:commentRangeEnd w:id="15"/>
       <w:r>
         <w:rPr>
           <w:rStyle w:val="64"/>
@@ -7780,7 +7546,7 @@
           <w:b w:val="0"/>
           <w:bCs w:val="0"/>
         </w:rPr>
-        <w:commentReference w:id="23"/>
+        <w:commentReference w:id="15"/>
       </w:r>
       <w:bookmarkEnd w:id="34"/>
     </w:p>
@@ -9210,15 +8976,15 @@
       <w:pPr>
         <w:pStyle w:val="5"/>
       </w:pPr>
+      <w:commentRangeStart w:id="16"/>
       <w:bookmarkStart w:id="37" w:name="_Toc16200"/>
-      <w:commentRangeStart w:id="24"/>
       <w:r>
         <w:rPr>
           <w:rFonts w:hint="eastAsia"/>
         </w:rPr>
         <w:t>时间特性</w:t>
       </w:r>
-      <w:commentRangeEnd w:id="24"/>
+      <w:commentRangeEnd w:id="16"/>
       <w:r>
         <w:rPr>
           <w:rStyle w:val="64"/>
@@ -9226,7 +8992,7 @@
           <w:b w:val="0"/>
           <w:bCs w:val="0"/>
         </w:rPr>
-        <w:commentReference w:id="24"/>
+        <w:commentReference w:id="16"/>
       </w:r>
       <w:bookmarkEnd w:id="37"/>
     </w:p>
@@ -9234,15 +9000,15 @@
       <w:pPr>
         <w:pStyle w:val="5"/>
       </w:pPr>
+      <w:commentRangeStart w:id="17"/>
       <w:bookmarkStart w:id="38" w:name="_Toc23419"/>
-      <w:commentRangeStart w:id="25"/>
       <w:r>
         <w:rPr>
           <w:rFonts w:hint="eastAsia"/>
         </w:rPr>
         <w:t>适应性</w:t>
       </w:r>
-      <w:commentRangeEnd w:id="25"/>
+      <w:commentRangeEnd w:id="17"/>
       <w:r>
         <w:rPr>
           <w:rStyle w:val="64"/>
@@ -9250,7 +9016,7 @@
           <w:b w:val="0"/>
           <w:bCs w:val="0"/>
         </w:rPr>
-        <w:commentReference w:id="25"/>
+        <w:commentReference w:id="17"/>
       </w:r>
       <w:bookmarkEnd w:id="38"/>
     </w:p>
@@ -9259,14 +9025,14 @@
         <w:pStyle w:val="4"/>
       </w:pPr>
       <w:bookmarkStart w:id="39" w:name="_Toc30879"/>
-      <w:commentRangeStart w:id="26"/>
+      <w:commentRangeStart w:id="18"/>
       <w:r>
         <w:rPr>
           <w:rFonts w:hint="eastAsia"/>
         </w:rPr>
         <w:t>界面需求</w:t>
       </w:r>
-      <w:commentRangeEnd w:id="26"/>
+      <w:commentRangeEnd w:id="18"/>
       <w:r>
         <w:rPr>
           <w:rStyle w:val="64"/>
@@ -9274,7 +9040,7 @@
           <w:b w:val="0"/>
           <w:bCs w:val="0"/>
         </w:rPr>
-        <w:commentReference w:id="26"/>
+        <w:commentReference w:id="18"/>
       </w:r>
       <w:bookmarkEnd w:id="39"/>
     </w:p>
@@ -9295,7 +9061,7 @@
       <w:pPr>
         <w:pStyle w:val="5"/>
       </w:pPr>
-      <w:commentRangeStart w:id="27"/>
+      <w:commentRangeStart w:id="19"/>
       <w:bookmarkStart w:id="41" w:name="_Toc16393"/>
       <w:r>
         <w:rPr>
@@ -9303,7 +9069,7 @@
         </w:rPr>
         <w:t>硬件接口</w:t>
       </w:r>
-      <w:commentRangeEnd w:id="27"/>
+      <w:commentRangeEnd w:id="19"/>
       <w:r>
         <w:rPr>
           <w:rStyle w:val="64"/>
@@ -9311,7 +9077,7 @@
           <w:b w:val="0"/>
           <w:bCs w:val="0"/>
         </w:rPr>
-        <w:commentReference w:id="27"/>
+        <w:commentReference w:id="19"/>
       </w:r>
       <w:bookmarkEnd w:id="41"/>
     </w:p>
@@ -9319,15 +9085,15 @@
       <w:pPr>
         <w:pStyle w:val="5"/>
       </w:pPr>
-      <w:commentRangeStart w:id="28"/>
       <w:bookmarkStart w:id="42" w:name="_Toc22167"/>
+      <w:commentRangeStart w:id="20"/>
       <w:r>
         <w:rPr>
           <w:rFonts w:hint="eastAsia"/>
         </w:rPr>
         <w:t>软件接口</w:t>
       </w:r>
-      <w:commentRangeEnd w:id="28"/>
+      <w:commentRangeEnd w:id="20"/>
       <w:r>
         <w:rPr>
           <w:rStyle w:val="64"/>
@@ -9335,7 +9101,7 @@
           <w:b w:val="0"/>
           <w:bCs w:val="0"/>
         </w:rPr>
-        <w:commentReference w:id="28"/>
+        <w:commentReference w:id="20"/>
       </w:r>
       <w:bookmarkEnd w:id="42"/>
     </w:p>
@@ -9344,14 +9110,14 @@
         <w:pStyle w:val="4"/>
       </w:pPr>
       <w:bookmarkStart w:id="43" w:name="_Toc17258"/>
-      <w:commentRangeStart w:id="29"/>
+      <w:commentRangeStart w:id="21"/>
       <w:r>
         <w:rPr>
           <w:rFonts w:hint="eastAsia"/>
         </w:rPr>
         <w:t>其他需求</w:t>
       </w:r>
-      <w:commentRangeEnd w:id="29"/>
+      <w:commentRangeEnd w:id="21"/>
       <w:r>
         <w:rPr>
           <w:rStyle w:val="64"/>
@@ -9359,7 +9125,7 @@
           <w:b w:val="0"/>
           <w:bCs w:val="0"/>
         </w:rPr>
-        <w:commentReference w:id="29"/>
+        <w:commentReference w:id="21"/>
       </w:r>
       <w:bookmarkEnd w:id="43"/>
     </w:p>
@@ -9376,6 +9142,353 @@
     <w:bookmarkEnd w:id="5"/>
     <w:bookmarkEnd w:id="6"/>
     <w:bookmarkEnd w:id="7"/>
+    <w:p>
+      <w:pPr>
+        <w:pStyle w:val="3"/>
+        <w:ind w:firstLine="480"/>
+        <w:sectPr>
+          <w:footerReference r:id="rId10" w:type="first"/>
+          <w:pgSz w:w="11906" w:h="16838"/>
+          <w:pgMar w:top="1440" w:right="1800" w:bottom="1440" w:left="1800" w:header="851" w:footer="992" w:gutter="0"/>
+          <w:cols w:space="425" w:num="1"/>
+          <w:docGrid w:type="lines" w:linePitch="312" w:charSpace="0"/>
+        </w:sectPr>
+      </w:pPr>
+      <w:bookmarkStart w:id="44" w:name="_Toc255826542"/>
+      <w:bookmarkEnd w:id="44"/>
+    </w:p>
+    <w:p>
+      <w:pPr>
+        <w:pStyle w:val="2"/>
+      </w:pPr>
+      <w:bookmarkStart w:id="45" w:name="_Toc9388"/>
+      <w:commentRangeStart w:id="22"/>
+      <w:r>
+        <w:rPr>
+          <w:rFonts w:hint="eastAsia"/>
+        </w:rPr>
+        <w:t>概要设计</w:t>
+      </w:r>
+      <w:commentRangeEnd w:id="22"/>
+      <w:r>
+        <w:rPr>
+          <w:rStyle w:val="64"/>
+          <w:rFonts w:asciiTheme="minorHAnsi" w:hAnsiTheme="minorHAnsi" w:eastAsiaTheme="minorEastAsia"/>
+          <w:b w:val="0"/>
+          <w:bCs w:val="0"/>
+          <w:kern w:val="2"/>
+        </w:rPr>
+        <w:commentReference w:id="22"/>
+      </w:r>
+      <w:bookmarkEnd w:id="45"/>
+    </w:p>
+    <w:p>
+      <w:pPr>
+        <w:pStyle w:val="4"/>
+      </w:pPr>
+      <w:commentRangeStart w:id="23"/>
+      <w:bookmarkStart w:id="46" w:name="_Toc7717"/>
+      <w:r>
+        <w:rPr>
+          <w:rFonts w:hint="eastAsia"/>
+        </w:rPr>
+        <w:t>处理流程</w:t>
+      </w:r>
+      <w:commentRangeEnd w:id="23"/>
+      <w:r>
+        <w:rPr>
+          <w:rStyle w:val="64"/>
+          <w:rFonts w:asciiTheme="minorHAnsi" w:hAnsiTheme="minorHAnsi" w:eastAsiaTheme="minorEastAsia"/>
+          <w:b w:val="0"/>
+          <w:bCs w:val="0"/>
+        </w:rPr>
+        <w:commentReference w:id="23"/>
+      </w:r>
+      <w:bookmarkEnd w:id="46"/>
+    </w:p>
+    <w:p>
+      <w:pPr>
+        <w:pStyle w:val="4"/>
+      </w:pPr>
+      <w:bookmarkStart w:id="47" w:name="_Toc23720"/>
+      <w:commentRangeStart w:id="24"/>
+      <w:r>
+        <w:rPr>
+          <w:rFonts w:hint="eastAsia"/>
+        </w:rPr>
+        <w:t>总体结构设计</w:t>
+      </w:r>
+      <w:commentRangeEnd w:id="24"/>
+      <w:r>
+        <w:rPr>
+          <w:rStyle w:val="64"/>
+          <w:rFonts w:asciiTheme="minorHAnsi" w:hAnsiTheme="minorHAnsi" w:eastAsiaTheme="minorEastAsia"/>
+          <w:b w:val="0"/>
+          <w:bCs w:val="0"/>
+        </w:rPr>
+        <w:commentReference w:id="24"/>
+      </w:r>
+      <w:bookmarkEnd w:id="47"/>
+    </w:p>
+    <w:p>
+      <w:pPr>
+        <w:pStyle w:val="4"/>
+      </w:pPr>
+      <w:bookmarkStart w:id="48" w:name="_Toc22601"/>
+      <w:commentRangeStart w:id="25"/>
+      <w:r>
+        <w:rPr>
+          <w:rFonts w:hint="eastAsia"/>
+        </w:rPr>
+        <w:t>功能设计</w:t>
+      </w:r>
+      <w:commentRangeEnd w:id="25"/>
+      <w:r>
+        <w:rPr>
+          <w:rStyle w:val="64"/>
+          <w:rFonts w:asciiTheme="minorHAnsi" w:hAnsiTheme="minorHAnsi" w:eastAsiaTheme="minorEastAsia"/>
+          <w:b w:val="0"/>
+          <w:bCs w:val="0"/>
+        </w:rPr>
+        <w:commentReference w:id="25"/>
+      </w:r>
+      <w:bookmarkEnd w:id="48"/>
+    </w:p>
+    <w:p>
+      <w:pPr>
+        <w:pStyle w:val="4"/>
+      </w:pPr>
+      <w:bookmarkStart w:id="49" w:name="_Toc22555"/>
+      <w:commentRangeStart w:id="26"/>
+      <w:r>
+        <w:rPr>
+          <w:rFonts w:hint="eastAsia"/>
+        </w:rPr>
+        <w:t>数据流转设计</w:t>
+      </w:r>
+      <w:commentRangeEnd w:id="26"/>
+      <w:r>
+        <w:rPr>
+          <w:rStyle w:val="64"/>
+          <w:rFonts w:asciiTheme="minorHAnsi" w:hAnsiTheme="minorHAnsi" w:eastAsiaTheme="minorEastAsia"/>
+          <w:b w:val="0"/>
+          <w:bCs w:val="0"/>
+        </w:rPr>
+        <w:commentReference w:id="26"/>
+      </w:r>
+      <w:bookmarkEnd w:id="49"/>
+    </w:p>
+    <w:p>
+      <w:pPr>
+        <w:pStyle w:val="4"/>
+      </w:pPr>
+      <w:bookmarkStart w:id="50" w:name="_Toc30704"/>
+      <w:commentRangeStart w:id="27"/>
+      <w:r>
+        <w:rPr>
+          <w:rFonts w:hint="eastAsia"/>
+        </w:rPr>
+        <w:t>用户界面设计</w:t>
+      </w:r>
+      <w:commentRangeEnd w:id="27"/>
+      <w:r>
+        <w:rPr>
+          <w:rStyle w:val="64"/>
+          <w:rFonts w:asciiTheme="minorHAnsi" w:hAnsiTheme="minorHAnsi" w:eastAsiaTheme="minorEastAsia"/>
+          <w:b w:val="0"/>
+          <w:bCs w:val="0"/>
+        </w:rPr>
+        <w:commentReference w:id="27"/>
+      </w:r>
+      <w:bookmarkEnd w:id="50"/>
+    </w:p>
+    <w:p>
+      <w:pPr>
+        <w:pStyle w:val="4"/>
+      </w:pPr>
+      <w:bookmarkStart w:id="51" w:name="_Toc5187"/>
+      <w:r>
+        <w:rPr>
+          <w:rFonts w:hint="eastAsia"/>
+        </w:rPr>
+        <w:t>数据结构设计</w:t>
+      </w:r>
+      <w:bookmarkEnd w:id="51"/>
+    </w:p>
+    <w:p>
+      <w:pPr>
+        <w:pStyle w:val="4"/>
+      </w:pPr>
+      <w:bookmarkStart w:id="52" w:name="_Toc32458"/>
+      <w:r>
+        <w:rPr>
+          <w:rFonts w:hint="eastAsia"/>
+        </w:rPr>
+        <w:t>接口设计</w:t>
+      </w:r>
+      <w:bookmarkEnd w:id="52"/>
+    </w:p>
+    <w:p>
+      <w:pPr>
+        <w:pStyle w:val="5"/>
+      </w:pPr>
+      <w:commentRangeStart w:id="28"/>
+      <w:bookmarkStart w:id="53" w:name="_Toc10212"/>
+      <w:r>
+        <w:rPr>
+          <w:rFonts w:hint="eastAsia"/>
+        </w:rPr>
+        <w:t>外部接口</w:t>
+      </w:r>
+      <w:commentRangeEnd w:id="28"/>
+      <w:r>
+        <w:rPr>
+          <w:rStyle w:val="64"/>
+          <w:rFonts w:asciiTheme="minorHAnsi" w:hAnsiTheme="minorHAnsi"/>
+          <w:b w:val="0"/>
+          <w:bCs w:val="0"/>
+        </w:rPr>
+        <w:commentReference w:id="28"/>
+      </w:r>
+      <w:bookmarkEnd w:id="53"/>
+    </w:p>
+    <w:p>
+      <w:pPr>
+        <w:pStyle w:val="5"/>
+      </w:pPr>
+      <w:commentRangeStart w:id="29"/>
+      <w:bookmarkStart w:id="54" w:name="_Toc15607"/>
+      <w:r>
+        <w:rPr>
+          <w:rFonts w:hint="eastAsia"/>
+        </w:rPr>
+        <w:t>内部接口</w:t>
+      </w:r>
+      <w:commentRangeEnd w:id="29"/>
+      <w:r>
+        <w:rPr>
+          <w:rStyle w:val="64"/>
+          <w:rFonts w:asciiTheme="minorHAnsi" w:hAnsiTheme="minorHAnsi"/>
+          <w:b w:val="0"/>
+          <w:bCs w:val="0"/>
+        </w:rPr>
+        <w:commentReference w:id="29"/>
+      </w:r>
+      <w:bookmarkEnd w:id="54"/>
+    </w:p>
+    <w:p>
+      <w:pPr>
+        <w:pStyle w:val="4"/>
+      </w:pPr>
+      <w:bookmarkStart w:id="55" w:name="_Toc11597"/>
+      <w:r>
+        <w:rPr>
+          <w:rFonts w:hint="eastAsia"/>
+        </w:rPr>
+        <w:t>错误/异常处理设计</w:t>
+      </w:r>
+      <w:bookmarkEnd w:id="55"/>
+    </w:p>
+    <w:p>
+      <w:pPr>
+        <w:pStyle w:val="5"/>
+      </w:pPr>
+      <w:bookmarkStart w:id="56" w:name="_Toc27533"/>
+      <w:r>
+        <w:rPr>
+          <w:rFonts w:hint="eastAsia"/>
+        </w:rPr>
+        <w:t>错误/异常输出信息</w:t>
+      </w:r>
+      <w:bookmarkEnd w:id="56"/>
+    </w:p>
+    <w:p>
+      <w:pPr>
+        <w:pStyle w:val="5"/>
+      </w:pPr>
+      <w:commentRangeStart w:id="30"/>
+      <w:bookmarkStart w:id="57" w:name="_Toc26929"/>
+      <w:r>
+        <w:rPr>
+          <w:rFonts w:hint="eastAsia"/>
+        </w:rPr>
+        <w:t>错误/异常处理对策</w:t>
+      </w:r>
+      <w:commentRangeEnd w:id="30"/>
+      <w:r>
+        <w:rPr>
+          <w:rStyle w:val="64"/>
+          <w:rFonts w:asciiTheme="minorHAnsi" w:hAnsiTheme="minorHAnsi"/>
+          <w:b w:val="0"/>
+          <w:bCs w:val="0"/>
+        </w:rPr>
+        <w:commentReference w:id="30"/>
+      </w:r>
+      <w:bookmarkEnd w:id="57"/>
+    </w:p>
+    <w:p>
+      <w:pPr>
+        <w:pStyle w:val="4"/>
+      </w:pPr>
+      <w:bookmarkStart w:id="58" w:name="_Toc21640"/>
+      <w:r>
+        <w:rPr>
+          <w:rFonts w:hint="eastAsia"/>
+        </w:rPr>
+        <w:t>系统配置策略</w:t>
+      </w:r>
+      <w:bookmarkEnd w:id="58"/>
+    </w:p>
+    <w:p>
+      <w:pPr>
+        <w:pStyle w:val="4"/>
+      </w:pPr>
+      <w:bookmarkStart w:id="59" w:name="_Toc32110"/>
+      <w:r>
+        <w:rPr>
+          <w:rFonts w:hint="eastAsia"/>
+        </w:rPr>
+        <w:t>系统部署方案</w:t>
+      </w:r>
+      <w:bookmarkEnd w:id="59"/>
+    </w:p>
+    <w:p>
+      <w:pPr>
+        <w:pStyle w:val="4"/>
+      </w:pPr>
+      <w:bookmarkStart w:id="60" w:name="_Toc15086"/>
+      <w:commentRangeStart w:id="31"/>
+      <w:r>
+        <w:rPr>
+          <w:rFonts w:hint="eastAsia"/>
+        </w:rPr>
+        <w:t>跨端应用架构设计</w:t>
+      </w:r>
+      <w:commentRangeEnd w:id="31"/>
+      <w:r>
+        <w:rPr>
+          <w:rStyle w:val="64"/>
+          <w:rFonts w:asciiTheme="minorHAnsi" w:hAnsiTheme="minorHAnsi" w:eastAsiaTheme="minorEastAsia"/>
+          <w:b w:val="0"/>
+          <w:bCs w:val="0"/>
+        </w:rPr>
+        <w:commentReference w:id="31"/>
+      </w:r>
+      <w:bookmarkEnd w:id="60"/>
+    </w:p>
+    <w:p>
+      <w:pPr>
+        <w:pStyle w:val="4"/>
+      </w:pPr>
+      <w:bookmarkStart w:id="61" w:name="_Toc12035"/>
+      <w:r>
+        <w:rPr>
+          <w:rFonts w:hint="eastAsia"/>
+        </w:rPr>
+        <w:t>其他相关技术与方案</w:t>
+      </w:r>
+      <w:bookmarkEnd w:id="61"/>
+    </w:p>
     <w:p>
       <w:pPr>
         <w:pStyle w:val="3"/>
@@ -9388,22 +9501,20 @@
           <w:docGrid w:type="lines" w:linePitch="312" w:charSpace="0"/>
         </w:sectPr>
       </w:pPr>
-      <w:bookmarkStart w:id="44" w:name="_Toc255826542"/>
-      <w:bookmarkEnd w:id="44"/>
     </w:p>
     <w:p>
       <w:pPr>
         <w:pStyle w:val="2"/>
       </w:pPr>
-      <w:bookmarkStart w:id="45" w:name="_Toc9388"/>
-      <w:commentRangeStart w:id="30"/>
-      <w:r>
-        <w:rPr>
-          <w:rFonts w:hint="eastAsia"/>
-        </w:rPr>
-        <w:t>概要设计</w:t>
-      </w:r>
-      <w:commentRangeEnd w:id="30"/>
+      <w:commentRangeStart w:id="32"/>
+      <w:bookmarkStart w:id="62" w:name="_Toc3444"/>
+      <w:r>
+        <w:rPr>
+          <w:rFonts w:hint="eastAsia"/>
+        </w:rPr>
+        <w:t>数据库设计</w:t>
+      </w:r>
+      <w:commentRangeEnd w:id="32"/>
       <w:r>
         <w:rPr>
           <w:rStyle w:val="64"/>
@@ -9412,352 +9523,7 @@
           <w:bCs w:val="0"/>
           <w:kern w:val="2"/>
         </w:rPr>
-        <w:commentReference w:id="30"/>
-      </w:r>
-      <w:bookmarkEnd w:id="45"/>
-    </w:p>
-    <w:p>
-      <w:pPr>
-        <w:pStyle w:val="4"/>
-      </w:pPr>
-      <w:bookmarkStart w:id="46" w:name="_Toc7717"/>
-      <w:commentRangeStart w:id="31"/>
-      <w:r>
-        <w:rPr>
-          <w:rFonts w:hint="eastAsia"/>
-        </w:rPr>
-        <w:t>处理流程</w:t>
-      </w:r>
-      <w:commentRangeEnd w:id="31"/>
-      <w:r>
-        <w:rPr>
-          <w:rStyle w:val="64"/>
-          <w:rFonts w:asciiTheme="minorHAnsi" w:hAnsiTheme="minorHAnsi" w:eastAsiaTheme="minorEastAsia"/>
-          <w:b w:val="0"/>
-          <w:bCs w:val="0"/>
-        </w:rPr>
-        <w:commentReference w:id="31"/>
-      </w:r>
-      <w:bookmarkEnd w:id="46"/>
-    </w:p>
-    <w:p>
-      <w:pPr>
-        <w:pStyle w:val="4"/>
-      </w:pPr>
-      <w:bookmarkStart w:id="47" w:name="_Toc23720"/>
-      <w:commentRangeStart w:id="32"/>
-      <w:r>
-        <w:rPr>
-          <w:rFonts w:hint="eastAsia"/>
-        </w:rPr>
-        <w:t>总体结构设计</w:t>
-      </w:r>
-      <w:commentRangeEnd w:id="32"/>
-      <w:r>
-        <w:rPr>
-          <w:rStyle w:val="64"/>
-          <w:rFonts w:asciiTheme="minorHAnsi" w:hAnsiTheme="minorHAnsi" w:eastAsiaTheme="minorEastAsia"/>
-          <w:b w:val="0"/>
-          <w:bCs w:val="0"/>
-        </w:rPr>
         <w:commentReference w:id="32"/>
-      </w:r>
-      <w:bookmarkEnd w:id="47"/>
-    </w:p>
-    <w:p>
-      <w:pPr>
-        <w:pStyle w:val="4"/>
-      </w:pPr>
-      <w:bookmarkStart w:id="48" w:name="_Toc22601"/>
-      <w:commentRangeStart w:id="33"/>
-      <w:r>
-        <w:rPr>
-          <w:rFonts w:hint="eastAsia"/>
-        </w:rPr>
-        <w:t>功能设计</w:t>
-      </w:r>
-      <w:commentRangeEnd w:id="33"/>
-      <w:r>
-        <w:rPr>
-          <w:rStyle w:val="64"/>
-          <w:rFonts w:asciiTheme="minorHAnsi" w:hAnsiTheme="minorHAnsi" w:eastAsiaTheme="minorEastAsia"/>
-          <w:b w:val="0"/>
-          <w:bCs w:val="0"/>
-        </w:rPr>
-        <w:commentReference w:id="33"/>
-      </w:r>
-      <w:bookmarkEnd w:id="48"/>
-    </w:p>
-    <w:p>
-      <w:pPr>
-        <w:pStyle w:val="4"/>
-      </w:pPr>
-      <w:bookmarkStart w:id="49" w:name="_Toc22555"/>
-      <w:commentRangeStart w:id="34"/>
-      <w:r>
-        <w:rPr>
-          <w:rFonts w:hint="eastAsia"/>
-        </w:rPr>
-        <w:t>数据流转设计</w:t>
-      </w:r>
-      <w:commentRangeEnd w:id="34"/>
-      <w:r>
-        <w:rPr>
-          <w:rStyle w:val="64"/>
-          <w:rFonts w:asciiTheme="minorHAnsi" w:hAnsiTheme="minorHAnsi" w:eastAsiaTheme="minorEastAsia"/>
-          <w:b w:val="0"/>
-          <w:bCs w:val="0"/>
-        </w:rPr>
-        <w:commentReference w:id="34"/>
-      </w:r>
-      <w:bookmarkEnd w:id="49"/>
-    </w:p>
-    <w:p>
-      <w:pPr>
-        <w:pStyle w:val="4"/>
-      </w:pPr>
-      <w:bookmarkStart w:id="50" w:name="_Toc30704"/>
-      <w:commentRangeStart w:id="35"/>
-      <w:r>
-        <w:rPr>
-          <w:rFonts w:hint="eastAsia"/>
-        </w:rPr>
-        <w:t>用户界面设计</w:t>
-      </w:r>
-      <w:commentRangeEnd w:id="35"/>
-      <w:r>
-        <w:rPr>
-          <w:rStyle w:val="64"/>
-          <w:rFonts w:asciiTheme="minorHAnsi" w:hAnsiTheme="minorHAnsi" w:eastAsiaTheme="minorEastAsia"/>
-          <w:b w:val="0"/>
-          <w:bCs w:val="0"/>
-        </w:rPr>
-        <w:commentReference w:id="35"/>
-      </w:r>
-      <w:bookmarkEnd w:id="50"/>
-    </w:p>
-    <w:p>
-      <w:pPr>
-        <w:pStyle w:val="4"/>
-      </w:pPr>
-      <w:bookmarkStart w:id="51" w:name="_Toc5187"/>
-      <w:r>
-        <w:rPr>
-          <w:rFonts w:hint="eastAsia"/>
-        </w:rPr>
-        <w:t>数据结构设计</w:t>
-      </w:r>
-      <w:bookmarkEnd w:id="51"/>
-    </w:p>
-    <w:p>
-      <w:pPr>
-        <w:pStyle w:val="4"/>
-      </w:pPr>
-      <w:bookmarkStart w:id="52" w:name="_Toc32458"/>
-      <w:r>
-        <w:rPr>
-          <w:rFonts w:hint="eastAsia"/>
-        </w:rPr>
-        <w:t>接口设计</w:t>
-      </w:r>
-      <w:bookmarkEnd w:id="52"/>
-    </w:p>
-    <w:p>
-      <w:pPr>
-        <w:pStyle w:val="5"/>
-      </w:pPr>
-      <w:bookmarkStart w:id="53" w:name="_Toc10212"/>
-      <w:commentRangeStart w:id="36"/>
-      <w:r>
-        <w:rPr>
-          <w:rFonts w:hint="eastAsia"/>
-        </w:rPr>
-        <w:t>外部接口</w:t>
-      </w:r>
-      <w:commentRangeEnd w:id="36"/>
-      <w:r>
-        <w:rPr>
-          <w:rStyle w:val="64"/>
-          <w:rFonts w:asciiTheme="minorHAnsi" w:hAnsiTheme="minorHAnsi"/>
-          <w:b w:val="0"/>
-          <w:bCs w:val="0"/>
-        </w:rPr>
-        <w:commentReference w:id="36"/>
-      </w:r>
-      <w:bookmarkEnd w:id="53"/>
-    </w:p>
-    <w:p>
-      <w:pPr>
-        <w:pStyle w:val="5"/>
-      </w:pPr>
-      <w:commentRangeStart w:id="37"/>
-      <w:bookmarkStart w:id="54" w:name="_Toc15607"/>
-      <w:r>
-        <w:rPr>
-          <w:rFonts w:hint="eastAsia"/>
-        </w:rPr>
-        <w:t>内部接口</w:t>
-      </w:r>
-      <w:commentRangeEnd w:id="37"/>
-      <w:r>
-        <w:rPr>
-          <w:rStyle w:val="64"/>
-          <w:rFonts w:asciiTheme="minorHAnsi" w:hAnsiTheme="minorHAnsi"/>
-          <w:b w:val="0"/>
-          <w:bCs w:val="0"/>
-        </w:rPr>
-        <w:commentReference w:id="37"/>
-      </w:r>
-      <w:bookmarkEnd w:id="54"/>
-    </w:p>
-    <w:p>
-      <w:pPr>
-        <w:pStyle w:val="4"/>
-      </w:pPr>
-      <w:bookmarkStart w:id="55" w:name="_Toc11597"/>
-      <w:r>
-        <w:rPr>
-          <w:rFonts w:hint="eastAsia"/>
-        </w:rPr>
-        <w:t>错误/异常处理设计</w:t>
-      </w:r>
-      <w:bookmarkEnd w:id="55"/>
-    </w:p>
-    <w:p>
-      <w:pPr>
-        <w:pStyle w:val="5"/>
-      </w:pPr>
-      <w:bookmarkStart w:id="56" w:name="_Toc27533"/>
-      <w:r>
-        <w:rPr>
-          <w:rFonts w:hint="eastAsia"/>
-        </w:rPr>
-        <w:t>错误/异常输出信息</w:t>
-      </w:r>
-      <w:bookmarkEnd w:id="56"/>
-    </w:p>
-    <w:p>
-      <w:pPr>
-        <w:pStyle w:val="5"/>
-      </w:pPr>
-      <w:commentRangeStart w:id="38"/>
-      <w:bookmarkStart w:id="57" w:name="_Toc26929"/>
-      <w:r>
-        <w:rPr>
-          <w:rFonts w:hint="eastAsia"/>
-        </w:rPr>
-        <w:t>错误/异常处理对策</w:t>
-      </w:r>
-      <w:commentRangeEnd w:id="38"/>
-      <w:r>
-        <w:rPr>
-          <w:rStyle w:val="64"/>
-          <w:rFonts w:asciiTheme="minorHAnsi" w:hAnsiTheme="minorHAnsi"/>
-          <w:b w:val="0"/>
-          <w:bCs w:val="0"/>
-        </w:rPr>
-        <w:commentReference w:id="38"/>
-      </w:r>
-      <w:bookmarkEnd w:id="57"/>
-    </w:p>
-    <w:p>
-      <w:pPr>
-        <w:pStyle w:val="4"/>
-      </w:pPr>
-      <w:bookmarkStart w:id="58" w:name="_Toc21640"/>
-      <w:r>
-        <w:rPr>
-          <w:rFonts w:hint="eastAsia"/>
-        </w:rPr>
-        <w:t>系统配置策略</w:t>
-      </w:r>
-      <w:bookmarkEnd w:id="58"/>
-    </w:p>
-    <w:p>
-      <w:pPr>
-        <w:pStyle w:val="4"/>
-      </w:pPr>
-      <w:bookmarkStart w:id="59" w:name="_Toc32110"/>
-      <w:r>
-        <w:rPr>
-          <w:rFonts w:hint="eastAsia"/>
-        </w:rPr>
-        <w:t>系统部署方案</w:t>
-      </w:r>
-      <w:bookmarkEnd w:id="59"/>
-    </w:p>
-    <w:p>
-      <w:pPr>
-        <w:pStyle w:val="4"/>
-      </w:pPr>
-      <w:commentRangeStart w:id="39"/>
-      <w:bookmarkStart w:id="60" w:name="_Toc15086"/>
-      <w:r>
-        <w:rPr>
-          <w:rFonts w:hint="eastAsia"/>
-        </w:rPr>
-        <w:t>跨端应用架构设计</w:t>
-      </w:r>
-      <w:commentRangeEnd w:id="39"/>
-      <w:r>
-        <w:rPr>
-          <w:rStyle w:val="64"/>
-          <w:rFonts w:asciiTheme="minorHAnsi" w:hAnsiTheme="minorHAnsi" w:eastAsiaTheme="minorEastAsia"/>
-          <w:b w:val="0"/>
-          <w:bCs w:val="0"/>
-        </w:rPr>
-        <w:commentReference w:id="39"/>
-      </w:r>
-      <w:bookmarkEnd w:id="60"/>
-    </w:p>
-    <w:p>
-      <w:pPr>
-        <w:pStyle w:val="4"/>
-      </w:pPr>
-      <w:bookmarkStart w:id="61" w:name="_Toc12035"/>
-      <w:r>
-        <w:rPr>
-          <w:rFonts w:hint="eastAsia"/>
-        </w:rPr>
-        <w:t>其他相关技术与方案</w:t>
-      </w:r>
-      <w:bookmarkEnd w:id="61"/>
-    </w:p>
-    <w:p>
-      <w:pPr>
-        <w:pStyle w:val="3"/>
-        <w:ind w:firstLine="480"/>
-        <w:sectPr>
-          <w:footerReference r:id="rId12" w:type="first"/>
-          <w:pgSz w:w="11906" w:h="16838"/>
-          <w:pgMar w:top="1440" w:right="1800" w:bottom="1440" w:left="1800" w:header="851" w:footer="992" w:gutter="0"/>
-          <w:cols w:space="425" w:num="1"/>
-          <w:docGrid w:type="lines" w:linePitch="312" w:charSpace="0"/>
-        </w:sectPr>
-      </w:pPr>
-    </w:p>
-    <w:p>
-      <w:pPr>
-        <w:pStyle w:val="2"/>
-      </w:pPr>
-      <w:commentRangeStart w:id="40"/>
-      <w:bookmarkStart w:id="62" w:name="_Toc3444"/>
-      <w:r>
-        <w:rPr>
-          <w:rFonts w:hint="eastAsia"/>
-        </w:rPr>
-        <w:t>数据库设计</w:t>
-      </w:r>
-      <w:commentRangeEnd w:id="40"/>
-      <w:r>
-        <w:rPr>
-          <w:rStyle w:val="64"/>
-          <w:rFonts w:asciiTheme="minorHAnsi" w:hAnsiTheme="minorHAnsi" w:eastAsiaTheme="minorEastAsia"/>
-          <w:b w:val="0"/>
-          <w:bCs w:val="0"/>
-          <w:kern w:val="2"/>
-        </w:rPr>
-        <w:commentReference w:id="40"/>
       </w:r>
       <w:bookmarkEnd w:id="62"/>
     </w:p>
@@ -9833,7 +9599,7 @@
       <w:pPr>
         <w:pStyle w:val="2"/>
       </w:pPr>
-      <w:commentRangeStart w:id="41"/>
+      <w:commentRangeStart w:id="33"/>
       <w:bookmarkStart w:id="65" w:name="_Toc12418"/>
       <w:r>
         <w:rPr>
@@ -9841,7 +9607,7 @@
         </w:rPr>
         <w:t>详细设计</w:t>
       </w:r>
-      <w:commentRangeEnd w:id="41"/>
+      <w:commentRangeEnd w:id="33"/>
       <w:r>
         <w:rPr>
           <w:rStyle w:val="64"/>
@@ -9850,7 +9616,7 @@
           <w:bCs w:val="0"/>
           <w:kern w:val="2"/>
         </w:rPr>
-        <w:commentReference w:id="41"/>
+        <w:commentReference w:id="33"/>
       </w:r>
       <w:bookmarkEnd w:id="65"/>
     </w:p>
@@ -9858,15 +9624,15 @@
       <w:pPr>
         <w:pStyle w:val="4"/>
       </w:pPr>
+      <w:commentRangeStart w:id="34"/>
       <w:bookmarkStart w:id="66" w:name="_Toc15123"/>
-      <w:commentRangeStart w:id="42"/>
       <w:r>
         <w:rPr>
           <w:rFonts w:hint="eastAsia"/>
         </w:rPr>
         <w:t>**功能模块</w:t>
       </w:r>
-      <w:commentRangeEnd w:id="42"/>
+      <w:commentRangeEnd w:id="34"/>
       <w:r>
         <w:rPr>
           <w:rStyle w:val="64"/>
@@ -9874,7 +9640,7 @@
           <w:b w:val="0"/>
           <w:bCs w:val="0"/>
         </w:rPr>
-        <w:commentReference w:id="42"/>
+        <w:commentReference w:id="34"/>
       </w:r>
       <w:bookmarkEnd w:id="66"/>
     </w:p>
@@ -9935,14 +9701,14 @@
         <w:pStyle w:val="5"/>
       </w:pPr>
       <w:bookmarkStart w:id="71" w:name="_Toc29637"/>
-      <w:commentRangeStart w:id="43"/>
+      <w:commentRangeStart w:id="35"/>
       <w:r>
         <w:rPr>
           <w:rFonts w:hint="eastAsia"/>
         </w:rPr>
         <w:t>程序逻辑</w:t>
       </w:r>
-      <w:commentRangeEnd w:id="43"/>
+      <w:commentRangeEnd w:id="35"/>
       <w:r>
         <w:rPr>
           <w:rStyle w:val="64"/>
@@ -9950,7 +9716,7 @@
           <w:b w:val="0"/>
           <w:bCs w:val="0"/>
         </w:rPr>
-        <w:commentReference w:id="43"/>
+        <w:commentReference w:id="35"/>
       </w:r>
       <w:bookmarkEnd w:id="71"/>
     </w:p>
@@ -9992,7 +9758,7 @@
 
 <file path=word/comments.xml><?xml version="1.0" encoding="utf-8"?>
 <w:comments xmlns:wpc="http://schemas.microsoft.com/office/word/2010/wordprocessingCanvas" xmlns:mc="http://schemas.openxmlformats.org/markup-compatibility/2006" xmlns:o="urn:schemas-microsoft-com:office:office" xmlns:r="http://schemas.openxmlformats.org/officeDocument/2006/relationships" xmlns:m="http://schemas.openxmlformats.org/officeDocument/2006/math" xmlns:v="urn:schemas-microsoft-com:vml" xmlns:wp14="http://schemas.microsoft.com/office/word/2010/wordprocessingDrawing" xmlns:wp="http://schemas.openxmlformats.org/drawingml/2006/wordprocessingDrawing" xmlns:w="http://schemas.openxmlformats.org/wordprocessingml/2006/main" xmlns:w14="http://schemas.microsoft.com/office/word/2010/wordml" xmlns:w15="http://schemas.microsoft.com/office/word/2012/wordml" xmlns:w10="urn:schemas-microsoft-com:office:word" xmlns:wpg="http://schemas.microsoft.com/office/word/2010/wordprocessingGroup" xmlns:wpi="http://schemas.microsoft.com/office/word/2010/wordprocessingInk" xmlns:wne="http://schemas.microsoft.com/office/word/2006/wordml" xmlns:wps="http://schemas.microsoft.com/office/word/2010/wordprocessingShape" xmlns:wpsCustomData="http://www.wps.cn/officeDocument/2013/wpsCustomData" mc:Ignorable="w14 w15 wp14">
-  <w:comment w:id="0" w:author="提示" w:date="2020-11-19T23:54:00Z" w:initials="提示">
+  <w:comment w:id="0" w:author="提示" w:date="2020-11-19T23:56:00Z" w:initials="提示">
     <w:p>
       <w:pPr>
         <w:pStyle w:val="16"/>
@@ -10001,11 +9767,11 @@
         <w:rPr>
           <w:rFonts w:hint="eastAsia"/>
         </w:rPr>
-        <w:t>替换中括号内的字段，不保留中括号</w:t>
+        <w:t>按照文档结构完成所有章节的</w:t>
       </w:r>
     </w:p>
   </w:comment>
-  <w:comment w:id="1" w:author="提示" w:date="2020-11-19T23:55:00Z" w:initials="提示">
+  <w:comment w:id="1" w:author="提示" w:date="2020-11-19T23:56:00Z" w:initials="提示">
     <w:p>
       <w:pPr>
         <w:pStyle w:val="16"/>
@@ -10014,11 +9780,11 @@
         <w:rPr>
           <w:rFonts w:hint="eastAsia"/>
         </w:rPr>
-        <w:t>使用无背景图标（.jpg/png）替换括号内的字段，删除括号。</w:t>
+        <w:t>创建/更新</w:t>
       </w:r>
     </w:p>
   </w:comment>
-  <w:comment w:id="2" w:author="提示" w:date="2020-11-19T23:55:00Z" w:initials="提示">
+  <w:comment w:id="2" w:author="提示" w:date="2020-11-19T23:56:00Z" w:initials="提示">
     <w:p>
       <w:pPr>
         <w:pStyle w:val="16"/>
@@ -10027,40 +9793,41 @@
         <w:rPr>
           <w:rFonts w:hint="eastAsia"/>
         </w:rPr>
-        <w:t>中文项目名称，删除括号。</w:t>
+        <w:t>注意版本号的迭代规则</w:t>
       </w:r>
     </w:p>
   </w:comment>
-  <w:comment w:id="3" w:author="提示" w:date="2020-11-19T23:55:00Z" w:initials="提示">
+  <w:comment w:id="3" w:author="提示" w:date="2020-11-19T23:56:00Z" w:initials="提示">
     <w:p>
       <w:pPr>
         <w:pStyle w:val="16"/>
-      </w:pPr>
-      <w:r>
-        <w:rPr>
-          <w:rFonts w:hint="eastAsia"/>
-        </w:rPr>
-        <w:t>英文项目名称，删除括号。</w:t>
+        <w:rPr>
+          <w:b/>
+        </w:rPr>
+      </w:pPr>
+      <w:r>
+        <w:rPr>
+          <w:rFonts w:hint="eastAsia"/>
+          <w:b/>
+        </w:rPr>
+        <w:t>初赛阶段完成</w:t>
       </w:r>
     </w:p>
   </w:comment>
-  <w:comment w:id="4" w:author="提示" w:date="2020-11-19T23:55:00Z" w:initials="提示">
+  <w:comment w:id="4" w:author="提示" w:date="2020-11-19T23:56:00Z" w:initials="提示">
     <w:p>
       <w:pPr>
         <w:pStyle w:val="16"/>
       </w:pPr>
       <w:r>
-        <w:t>#.#.#</w:t>
-      </w:r>
-      <w:r>
-        <w:rPr>
-          <w:rFonts w:hint="eastAsia"/>
-        </w:rPr>
-        <w:t>格式，与记录更改历史一致</w:t>
+        <w:rPr>
+          <w:rFonts w:hint="eastAsia"/>
+        </w:rPr>
+        <w:t>用简明扼要的文字叙述清楚该项目所涉及的（业务/技术）领域的现状及存在的问题，对于该项目要解决的问题目前已有的最新、最优解决方案。</w:t>
       </w:r>
     </w:p>
   </w:comment>
-  <w:comment w:id="5" w:author="提示" w:date="2020-11-19T23:55:00Z" w:initials="提示">
+  <w:comment w:id="5" w:author="提示" w:date="2020-11-19T23:57:00Z" w:initials="提示">
     <w:p>
       <w:pPr>
         <w:pStyle w:val="16"/>
@@ -10069,20 +9836,11 @@
         <w:rPr>
           <w:rFonts w:hint="eastAsia"/>
         </w:rPr>
-        <w:t>使用无背景图标（.</w:t>
-      </w:r>
-      <w:r>
-        <w:t>jpg/png</w:t>
-      </w:r>
-      <w:r>
-        <w:rPr>
-          <w:rFonts w:hint="eastAsia"/>
-        </w:rPr>
-        <w:t>）替换括号内的字段，删除括号。</w:t>
+        <w:t>需要重点突出这些场景下的作者观察到的，并且准备在作品里面解决的痛点。</w:t>
       </w:r>
     </w:p>
   </w:comment>
-  <w:comment w:id="6" w:author="提示" w:date="2020-11-19T23:55:00Z" w:initials="提示">
+  <w:comment w:id="6" w:author="提示" w:date="2020-11-19T23:57:00Z" w:initials="提示">
     <w:p>
       <w:pPr>
         <w:pStyle w:val="16"/>
@@ -10091,24 +9849,55 @@
         <w:rPr>
           <w:rFonts w:hint="eastAsia"/>
         </w:rPr>
-        <w:t>与队名一致，删除括号。</w:t>
+        <w:t>用简明扼要的文字叙述清楚该项目中问题空间到解空间的映射关系，比如：“对于*</w:t>
+      </w:r>
+      <w:r>
+        <w:t>****</w:t>
+      </w:r>
+      <w:r>
+        <w:rPr>
+          <w:rFonts w:hint="eastAsia"/>
+        </w:rPr>
+        <w:t>问题，该项目通过*</w:t>
+      </w:r>
+      <w:r>
+        <w:t>****</w:t>
+      </w:r>
+      <w:r>
+        <w:rPr>
+          <w:rFonts w:hint="eastAsia"/>
+        </w:rPr>
+        <w:t>来实现*</w:t>
+      </w:r>
+      <w:r>
+        <w:t>****</w:t>
+      </w:r>
+      <w:r>
+        <w:rPr>
+          <w:rFonts w:hint="eastAsia"/>
+        </w:rPr>
+        <w:t>”。</w:t>
       </w:r>
     </w:p>
   </w:comment>
-  <w:comment w:id="7" w:author="提示" w:date="2020-11-19T23:55:00Z" w:initials="提示">
+  <w:comment w:id="7" w:author="提示" w:date="2020-11-19T23:57:00Z" w:initials="提示">
     <w:p>
       <w:pPr>
         <w:pStyle w:val="16"/>
-      </w:pPr>
-      <w:r>
-        <w:rPr>
-          <w:rFonts w:hint="eastAsia"/>
-        </w:rPr>
-        <w:t>删除括号。</w:t>
+        <w:rPr>
+          <w:b/>
+        </w:rPr>
+      </w:pPr>
+      <w:r>
+        <w:rPr>
+          <w:rFonts w:hint="eastAsia"/>
+          <w:b/>
+        </w:rPr>
+        <w:t>初赛阶段完成</w:t>
       </w:r>
     </w:p>
   </w:comment>
-  <w:comment w:id="8" w:author="提示" w:date="2020-11-19T23:56:00Z" w:initials="提示">
+  <w:comment w:id="8" w:author="提示" w:date="2020-11-19T23:57:00Z" w:initials="提示">
     <w:p>
       <w:pPr>
         <w:pStyle w:val="16"/>
@@ -10117,11 +9906,11 @@
         <w:rPr>
           <w:rFonts w:hint="eastAsia"/>
         </w:rPr>
-        <w:t>按照文档结构完成所有章节的</w:t>
+        <w:t>说明可能影响项目的关键问题，如设备条件、技术焦点或其他风险因素，并说明对策。</w:t>
       </w:r>
     </w:p>
   </w:comment>
-  <w:comment w:id="9" w:author="提示" w:date="2020-11-19T23:56:00Z" w:initials="提示">
+  <w:comment w:id="9" w:author="提示" w:date="2020-11-19T23:58:00Z" w:initials="提示">
     <w:p>
       <w:pPr>
         <w:pStyle w:val="16"/>
@@ -10130,41 +9919,42 @@
         <w:rPr>
           <w:rFonts w:hint="eastAsia"/>
         </w:rPr>
-        <w:t>创建/更新</w:t>
+        <w:t>此项对基于硬件和依赖于其他平台及服务的项目十分重要。</w:t>
       </w:r>
     </w:p>
   </w:comment>
-  <w:comment w:id="10" w:author="提示" w:date="2020-11-19T23:56:00Z" w:initials="提示">
+  <w:comment w:id="10" w:author="提示" w:date="2020-11-19T23:58:00Z" w:initials="提示">
     <w:p>
       <w:pPr>
         <w:pStyle w:val="16"/>
-      </w:pPr>
-      <w:r>
-        <w:rPr>
-          <w:rFonts w:hint="eastAsia"/>
-        </w:rPr>
-        <w:t>注意版本号的迭代规则</w:t>
+        <w:rPr>
+          <w:b/>
+        </w:rPr>
+      </w:pPr>
+      <w:r>
+        <w:rPr>
+          <w:rFonts w:hint="eastAsia"/>
+          <w:b/>
+        </w:rPr>
+        <w:t>初赛阶段完成</w:t>
       </w:r>
     </w:p>
   </w:comment>
-  <w:comment w:id="11" w:author="提示" w:date="2020-11-19T23:56:00Z" w:initials="提示">
+  <w:comment w:id="11" w:author="提示" w:date="2020-11-19T23:58:00Z" w:initials="提示">
     <w:p>
       <w:pPr>
         <w:pStyle w:val="16"/>
-        <w:rPr>
+      </w:pPr>
+      <w:r>
+        <w:rPr>
+          <w:rFonts w:hint="eastAsia"/>
           <w:b/>
         </w:rPr>
-      </w:pPr>
-      <w:r>
-        <w:rPr>
-          <w:rFonts w:hint="eastAsia"/>
-          <w:b/>
-        </w:rPr>
         <w:t>初赛阶段完成</w:t>
       </w:r>
     </w:p>
   </w:comment>
-  <w:comment w:id="12" w:author="提示" w:date="2020-11-19T23:56:00Z" w:initials="提示">
+  <w:comment w:id="12" w:author="提示" w:date="2020-11-19T23:58:00Z" w:initials="提示">
     <w:p>
       <w:pPr>
         <w:pStyle w:val="16"/>
@@ -10173,11 +9963,11 @@
         <w:rPr>
           <w:rFonts w:hint="eastAsia"/>
         </w:rPr>
-        <w:t>用简明扼要的文字叙述清楚该项目所涉及的（业务/技术）领域的现状及存在的问题，对于该项目要解决的问题目前已有的最新、最优解决方案。</w:t>
+        <w:t>阐述该项目所需要的各种数据。</w:t>
       </w:r>
     </w:p>
   </w:comment>
-  <w:comment w:id="13" w:author="提示" w:date="2020-11-19T23:57:00Z" w:initials="提示">
+  <w:comment w:id="13" w:author="提示" w:date="2020-11-19T23:58:00Z" w:initials="提示">
     <w:p>
       <w:pPr>
         <w:pStyle w:val="16"/>
@@ -10186,11 +9976,11 @@
         <w:rPr>
           <w:rFonts w:hint="eastAsia"/>
         </w:rPr>
-        <w:t>需要重点突出这些场景下的作者观察到的，并且准备在作品里面解决的痛点。</w:t>
+        <w:t>阐述数据是如何获取到的。</w:t>
       </w:r>
     </w:p>
   </w:comment>
-  <w:comment w:id="14" w:author="提示" w:date="2020-11-19T23:57:00Z" w:initials="提示">
+  <w:comment w:id="14" w:author="提示" w:date="2020-11-19T23:58:00Z" w:initials="提示">
     <w:p>
       <w:pPr>
         <w:pStyle w:val="16"/>
@@ -10199,55 +9989,54 @@
         <w:rPr>
           <w:rFonts w:hint="eastAsia"/>
         </w:rPr>
-        <w:t>用简明扼要的文字叙述清楚该项目中问题空间到解空间的映射关系，比如：“对于*</w:t>
-      </w:r>
-      <w:r>
-        <w:t>****</w:t>
-      </w:r>
-      <w:r>
-        <w:rPr>
-          <w:rFonts w:hint="eastAsia"/>
-        </w:rPr>
-        <w:t>问题，该项目通过*</w:t>
-      </w:r>
-      <w:r>
-        <w:t>****</w:t>
-      </w:r>
-      <w:r>
-        <w:rPr>
-          <w:rFonts w:hint="eastAsia"/>
-        </w:rPr>
-        <w:t>来实现*</w:t>
-      </w:r>
-      <w:r>
-        <w:t>****</w:t>
-      </w:r>
-      <w:r>
-        <w:rPr>
-          <w:rFonts w:hint="eastAsia"/>
-        </w:rPr>
-        <w:t>”。</w:t>
+        <w:t>阐述该项目所需要的核心功能，对</w:t>
+      </w:r>
+      <w:r>
+        <w:t>核心功能</w:t>
+      </w:r>
+      <w:r>
+        <w:rPr>
+          <w:rFonts w:hint="eastAsia"/>
+        </w:rPr>
+        <w:t>进行业务逻辑层面的描</w:t>
+      </w:r>
+      <w:r>
+        <w:t>述</w:t>
       </w:r>
     </w:p>
   </w:comment>
-  <w:comment w:id="15" w:author="提示" w:date="2020-11-19T23:57:00Z" w:initials="提示">
+  <w:comment w:id="15" w:author="提示" w:date="2020-11-19T23:59:00Z" w:initials="提示">
     <w:p>
       <w:pPr>
         <w:pStyle w:val="16"/>
-        <w:rPr>
-          <w:b/>
-        </w:rPr>
-      </w:pPr>
-      <w:r>
-        <w:rPr>
-          <w:rFonts w:hint="eastAsia"/>
-          <w:b/>
-        </w:rPr>
-        <w:t>初赛阶段完成</w:t>
+      </w:pPr>
+      <w:r>
+        <w:rPr>
+          <w:rFonts w:hint="eastAsia"/>
+        </w:rPr>
+        <w:t>包含功能模块描述表，功能用例</w:t>
+      </w:r>
+      <w:r>
+        <w:t>图</w:t>
+      </w:r>
+      <w:r>
+        <w:rPr>
+          <w:rFonts w:hint="eastAsia"/>
+        </w:rPr>
+        <w:t>及</w:t>
+      </w:r>
+      <w:r>
+        <w:t>用例规</w:t>
+      </w:r>
+      <w:r>
+        <w:rPr>
+          <w:rFonts w:hint="eastAsia"/>
+        </w:rPr>
+        <w:t>约表</w:t>
       </w:r>
     </w:p>
   </w:comment>
-  <w:comment w:id="16" w:author="提示" w:date="2020-11-19T23:57:00Z" w:initials="提示">
+  <w:comment w:id="16" w:author="提示" w:date="2020-11-19T23:59:00Z" w:initials="提示">
     <w:p>
       <w:pPr>
         <w:pStyle w:val="16"/>
@@ -10256,11 +10045,11 @@
         <w:rPr>
           <w:rFonts w:hint="eastAsia"/>
         </w:rPr>
-        <w:t>说明可能影响项目的关键问题，如设备条件、技术焦点或其他风险因素，并说明对策。</w:t>
+        <w:t>如响应时间、更新处理时间、数据转换与传输时间、运行时间</w:t>
       </w:r>
     </w:p>
   </w:comment>
-  <w:comment w:id="17" w:author="提示" w:date="2020-11-19T23:58:00Z" w:initials="提示">
+  <w:comment w:id="17" w:author="提示" w:date="2020-11-19T23:59:00Z" w:initials="提示">
     <w:p>
       <w:pPr>
         <w:pStyle w:val="16"/>
@@ -10269,28 +10058,37 @@
         <w:rPr>
           <w:rFonts w:hint="eastAsia"/>
         </w:rPr>
-        <w:t>此项对基于硬件和依赖于其他平台及服务的项目十分重要。</w:t>
+        <w:t>在操作方式、运行环境、与其他软件的接口等发生变化时，应具有的适应能力</w:t>
       </w:r>
     </w:p>
   </w:comment>
-  <w:comment w:id="18" w:author="提示" w:date="2020-11-19T23:58:00Z" w:initials="提示">
+  <w:comment w:id="18" w:author="提示" w:date="2020-11-19T23:59:00Z" w:initials="提示">
     <w:p>
       <w:pPr>
         <w:pStyle w:val="16"/>
-        <w:rPr>
-          <w:b/>
-        </w:rPr>
-      </w:pPr>
-      <w:r>
-        <w:rPr>
-          <w:rFonts w:hint="eastAsia"/>
-          <w:b/>
-        </w:rPr>
-        <w:t>初赛阶段完成</w:t>
+      </w:pPr>
+      <w:r>
+        <w:rPr>
+          <w:rFonts w:hint="eastAsia"/>
+        </w:rPr>
+        <w:t>要求给出4.2中涉及到的</w:t>
+      </w:r>
+      <w:r>
+        <w:rPr>
+          <w:rFonts w:hint="eastAsia"/>
+          <w:color w:val="FF0000"/>
+        </w:rPr>
+        <w:t>所有功能模块</w:t>
+      </w:r>
+      <w:r>
+        <w:rPr>
+          <w:rFonts w:hint="eastAsia"/>
+        </w:rPr>
+        <w:t>的界面原型示意图。界面中的每个组件元素要求给出注解。</w:t>
       </w:r>
     </w:p>
   </w:comment>
-  <w:comment w:id="19" w:author="提示" w:date="2020-11-19T23:58:00Z" w:initials="提示">
+  <w:comment w:id="19" w:author="提示" w:date="2020-11-20T00:00:00Z" w:initials="提示">
     <w:p>
       <w:pPr>
         <w:pStyle w:val="16"/>
@@ -10298,13 +10096,12 @@
       <w:r>
         <w:rPr>
           <w:rFonts w:hint="eastAsia"/>
-          <w:b/>
-        </w:rPr>
-        <w:t>初赛阶段完成</w:t>
+        </w:rPr>
+        <w:t>若项目需要依赖于某些硬件的能力，则需要阐述清楚使用的硬件是什么以及硬件的接口和其调用方式。若不需要依赖硬件能力则填“无”。</w:t>
       </w:r>
     </w:p>
   </w:comment>
-  <w:comment w:id="20" w:author="提示" w:date="2020-11-19T23:58:00Z" w:initials="提示">
+  <w:comment w:id="20" w:author="提示" w:date="2020-11-20T00:00:00Z" w:initials="提示">
     <w:p>
       <w:pPr>
         <w:pStyle w:val="16"/>
@@ -10313,11 +10110,11 @@
         <w:rPr>
           <w:rFonts w:hint="eastAsia"/>
         </w:rPr>
-        <w:t>阐述该项目所需要的各种数据。</w:t>
+        <w:t>软件接口定义了软件对外部服务（如：翻译服务、语音识别服务）的依赖与交互方式以及对外提供服务的方式。若无外部接口则填“无”。</w:t>
       </w:r>
     </w:p>
   </w:comment>
-  <w:comment w:id="21" w:author="提示" w:date="2020-11-19T23:58:00Z" w:initials="提示">
+  <w:comment w:id="21" w:author="提示" w:date="2020-11-20T00:01:00Z" w:initials="提示">
     <w:p>
       <w:pPr>
         <w:pStyle w:val="16"/>
@@ -10326,158 +10123,11 @@
         <w:rPr>
           <w:rFonts w:hint="eastAsia"/>
         </w:rPr>
-        <w:t>阐述数据是如何获取到的。</w:t>
+        <w:t>如可使用性、安全性、可维护性、可移植性</w:t>
       </w:r>
     </w:p>
   </w:comment>
-  <w:comment w:id="22" w:author="提示" w:date="2020-11-19T23:58:00Z" w:initials="提示">
-    <w:p>
-      <w:pPr>
-        <w:pStyle w:val="16"/>
-      </w:pPr>
-      <w:r>
-        <w:rPr>
-          <w:rFonts w:hint="eastAsia"/>
-        </w:rPr>
-        <w:t>阐述该项目所需要的核心功能，对</w:t>
-      </w:r>
-      <w:r>
-        <w:t>核心功能</w:t>
-      </w:r>
-      <w:r>
-        <w:rPr>
-          <w:rFonts w:hint="eastAsia"/>
-        </w:rPr>
-        <w:t>进行业务逻辑层面的描</w:t>
-      </w:r>
-      <w:r>
-        <w:t>述</w:t>
-      </w:r>
-    </w:p>
-  </w:comment>
-  <w:comment w:id="23" w:author="提示" w:date="2020-11-19T23:59:00Z" w:initials="提示">
-    <w:p>
-      <w:pPr>
-        <w:pStyle w:val="16"/>
-      </w:pPr>
-      <w:r>
-        <w:rPr>
-          <w:rFonts w:hint="eastAsia"/>
-        </w:rPr>
-        <w:t>包含功能模块描述表，功能用例</w:t>
-      </w:r>
-      <w:r>
-        <w:t>图</w:t>
-      </w:r>
-      <w:r>
-        <w:rPr>
-          <w:rFonts w:hint="eastAsia"/>
-        </w:rPr>
-        <w:t>及</w:t>
-      </w:r>
-      <w:r>
-        <w:t>用例规</w:t>
-      </w:r>
-      <w:r>
-        <w:rPr>
-          <w:rFonts w:hint="eastAsia"/>
-        </w:rPr>
-        <w:t>约表</w:t>
-      </w:r>
-    </w:p>
-  </w:comment>
-  <w:comment w:id="24" w:author="提示" w:date="2020-11-19T23:59:00Z" w:initials="提示">
-    <w:p>
-      <w:pPr>
-        <w:pStyle w:val="16"/>
-      </w:pPr>
-      <w:r>
-        <w:rPr>
-          <w:rFonts w:hint="eastAsia"/>
-        </w:rPr>
-        <w:t>如响应时间、更新处理时间、数据转换与传输时间、运行时间</w:t>
-      </w:r>
-    </w:p>
-  </w:comment>
-  <w:comment w:id="25" w:author="提示" w:date="2020-11-19T23:59:00Z" w:initials="提示">
-    <w:p>
-      <w:pPr>
-        <w:pStyle w:val="16"/>
-      </w:pPr>
-      <w:r>
-        <w:rPr>
-          <w:rFonts w:hint="eastAsia"/>
-        </w:rPr>
-        <w:t>在操作方式、运行环境、与其他软件的接口等发生变化时，应具有的适应能力</w:t>
-      </w:r>
-    </w:p>
-  </w:comment>
-  <w:comment w:id="26" w:author="提示" w:date="2020-11-19T23:59:00Z" w:initials="提示">
-    <w:p>
-      <w:pPr>
-        <w:pStyle w:val="16"/>
-      </w:pPr>
-      <w:r>
-        <w:rPr>
-          <w:rFonts w:hint="eastAsia"/>
-        </w:rPr>
-        <w:t>要求给出4.2中涉及到的</w:t>
-      </w:r>
-      <w:r>
-        <w:rPr>
-          <w:rFonts w:hint="eastAsia"/>
-          <w:color w:val="FF0000"/>
-        </w:rPr>
-        <w:t>所有功能模块</w:t>
-      </w:r>
-      <w:r>
-        <w:rPr>
-          <w:rFonts w:hint="eastAsia"/>
-        </w:rPr>
-        <w:t>的界面原型示意图。界面中的每个组件元素要求给出注解。</w:t>
-      </w:r>
-    </w:p>
-  </w:comment>
-  <w:comment w:id="27" w:author="提示" w:date="2020-11-20T00:00:00Z" w:initials="提示">
-    <w:p>
-      <w:pPr>
-        <w:pStyle w:val="16"/>
-      </w:pPr>
-      <w:r>
-        <w:rPr>
-          <w:rFonts w:hint="eastAsia"/>
-        </w:rPr>
-        <w:t>若项目需要依赖于某些硬件的能力，则需要阐述清楚使用的硬件是什么以及硬件的接口和其调用方式。若不需要依赖硬件能力则填“无”。</w:t>
-      </w:r>
-    </w:p>
-  </w:comment>
-  <w:comment w:id="28" w:author="提示" w:date="2020-11-20T00:00:00Z" w:initials="提示">
-    <w:p>
-      <w:pPr>
-        <w:pStyle w:val="16"/>
-      </w:pPr>
-      <w:r>
-        <w:rPr>
-          <w:rFonts w:hint="eastAsia"/>
-        </w:rPr>
-        <w:t>软件接口定义了软件对外部服务（如：翻译服务、语音识别服务）的依赖与交互方式以及对外提供服务的方式。若无外部接口则填“无”。</w:t>
-      </w:r>
-    </w:p>
-  </w:comment>
-  <w:comment w:id="29" w:author="提示" w:date="2020-11-20T00:01:00Z" w:initials="提示">
-    <w:p>
-      <w:pPr>
-        <w:pStyle w:val="16"/>
-      </w:pPr>
-      <w:r>
-        <w:rPr>
-          <w:rFonts w:hint="eastAsia"/>
-        </w:rPr>
-        <w:t>如可使用性、安全性、可维护性、可移植性</w:t>
-      </w:r>
-    </w:p>
-  </w:comment>
-  <w:comment w:id="30" w:author="提示" w:date="2020-11-20T00:01:00Z" w:initials="提示">
+  <w:comment w:id="22" w:author="提示" w:date="2020-11-20T00:01:00Z" w:initials="提示">
     <w:p>
       <w:pPr>
         <w:pStyle w:val="16"/>
@@ -10492,7 +10142,7 @@
       </w:r>
     </w:p>
   </w:comment>
-  <w:comment w:id="31" w:author="提示" w:date="2020-11-20T00:01:00Z" w:initials="提示">
+  <w:comment w:id="23" w:author="提示" w:date="2020-11-20T00:01:00Z" w:initials="提示">
     <w:p>
       <w:pPr>
         <w:pStyle w:val="16"/>
@@ -10533,7 +10183,7 @@
       </w:r>
     </w:p>
   </w:comment>
-  <w:comment w:id="32" w:author="提示" w:date="2020-11-20T00:01:00Z" w:initials="提示">
+  <w:comment w:id="24" w:author="提示" w:date="2020-11-20T00:01:00Z" w:initials="提示">
     <w:p>
       <w:pPr>
         <w:pStyle w:val="16"/>
@@ -10546,7 +10196,7 @@
       </w:r>
     </w:p>
   </w:comment>
-  <w:comment w:id="33" w:author="提示" w:date="2020-11-20T00:02:00Z" w:initials="提示">
+  <w:comment w:id="25" w:author="提示" w:date="2020-11-20T00:02:00Z" w:initials="提示">
     <w:p>
       <w:pPr>
         <w:pStyle w:val="16"/>
@@ -10559,7 +10209,7 @@
       </w:r>
     </w:p>
   </w:comment>
-  <w:comment w:id="34" w:author="提示" w:date="2020-11-20T00:02:00Z" w:initials="提示">
+  <w:comment w:id="26" w:author="提示" w:date="2020-11-20T00:02:00Z" w:initials="提示">
     <w:p>
       <w:pPr>
         <w:pStyle w:val="16"/>
@@ -10572,7 +10222,7 @@
       </w:r>
     </w:p>
   </w:comment>
-  <w:comment w:id="35" w:author="提示" w:date="2020-11-20T00:02:00Z" w:initials="提示">
+  <w:comment w:id="27" w:author="提示" w:date="2020-11-20T00:02:00Z" w:initials="提示">
     <w:p>
       <w:pPr>
         <w:pStyle w:val="16"/>
@@ -10637,7 +10287,7 @@
       </w:r>
     </w:p>
   </w:comment>
-  <w:comment w:id="36" w:author="提示" w:date="2020-11-20T00:03:00Z" w:initials="提示">
+  <w:comment w:id="28" w:author="提示" w:date="2020-11-20T00:03:00Z" w:initials="提示">
     <w:p>
       <w:pPr>
         <w:pStyle w:val="16"/>
@@ -10650,7 +10300,7 @@
       </w:r>
     </w:p>
   </w:comment>
-  <w:comment w:id="37" w:author="提示" w:date="2020-11-20T00:03:00Z" w:initials="提示">
+  <w:comment w:id="29" w:author="提示" w:date="2020-11-20T00:03:00Z" w:initials="提示">
     <w:p>
       <w:pPr>
         <w:pStyle w:val="16"/>
@@ -10663,7 +10313,7 @@
       </w:r>
     </w:p>
   </w:comment>
-  <w:comment w:id="38" w:author="提示" w:date="2020-11-20T00:03:00Z" w:initials="提示">
+  <w:comment w:id="30" w:author="提示" w:date="2020-11-20T00:03:00Z" w:initials="提示">
     <w:p>
       <w:pPr>
         <w:pStyle w:val="16"/>
@@ -10676,7 +10326,7 @@
       </w:r>
     </w:p>
   </w:comment>
-  <w:comment w:id="39" w:author="提示" w:date="2020-11-20T00:01:00Z" w:initials="提示">
+  <w:comment w:id="31" w:author="提示" w:date="2020-11-20T00:01:00Z" w:initials="提示">
     <w:p>
       <w:pPr>
         <w:pStyle w:val="16"/>
@@ -10689,7 +10339,7 @@
       </w:r>
     </w:p>
   </w:comment>
-  <w:comment w:id="40" w:author="提示" w:date="2020-11-20T00:04:00Z" w:initials="提示">
+  <w:comment w:id="32" w:author="提示" w:date="2020-11-20T00:04:00Z" w:initials="提示">
     <w:p>
       <w:pPr>
         <w:pStyle w:val="16"/>
@@ -10716,7 +10366,7 @@
       </w:r>
     </w:p>
   </w:comment>
-  <w:comment w:id="41" w:author="提示" w:date="2020-11-20T00:04:00Z" w:initials="提示">
+  <w:comment w:id="33" w:author="提示" w:date="2020-11-20T00:04:00Z" w:initials="提示">
     <w:p>
       <w:pPr>
         <w:pStyle w:val="16"/>
@@ -10778,7 +10428,7 @@
       </w:r>
     </w:p>
   </w:comment>
-  <w:comment w:id="42" w:author="提示" w:date="2020-11-20T00:05:00Z" w:initials="提示">
+  <w:comment w:id="34" w:author="提示" w:date="2020-11-20T00:05:00Z" w:initials="提示">
     <w:p>
       <w:pPr>
         <w:pStyle w:val="16"/>
@@ -10791,7 +10441,7 @@
       </w:r>
     </w:p>
   </w:comment>
-  <w:comment w:id="43" w:author="提示" w:date="2020-11-20T00:05:00Z" w:initials="提示">
+  <w:comment w:id="35" w:author="提示" w:date="2020-11-20T00:05:00Z" w:initials="提示">
     <w:p>
       <w:pPr>
         <w:pStyle w:val="16"/>
@@ -10878,14 +10528,6 @@
 
 <file path=word/commentsExtended.xml><?xml version="1.0" encoding="utf-8"?>
 <w15:commentsEx xmlns:wpc="http://schemas.microsoft.com/office/word/2010/wordprocessingCanvas" xmlns:mc="http://schemas.openxmlformats.org/markup-compatibility/2006" xmlns:o="urn:schemas-microsoft-com:office:office" xmlns:r="http://schemas.openxmlformats.org/officeDocument/2006/relationships" xmlns:m="http://schemas.openxmlformats.org/officeDocument/2006/math" xmlns:v="urn:schemas-microsoft-com:vml" xmlns:wp14="http://schemas.microsoft.com/office/word/2010/wordprocessingDrawing" xmlns:wp="http://schemas.openxmlformats.org/drawingml/2006/wordprocessingDrawing" xmlns:w="http://schemas.openxmlformats.org/wordprocessingml/2006/main" xmlns:w14="http://schemas.microsoft.com/office/word/2010/wordml" xmlns:w15="http://schemas.microsoft.com/office/word/2012/wordml" xmlns:w10="urn:schemas-microsoft-com:office:word" xmlns:wpg="http://schemas.microsoft.com/office/word/2010/wordprocessingGroup" xmlns:wpi="http://schemas.microsoft.com/office/word/2010/wordprocessingInk" xmlns:wne="http://schemas.microsoft.com/office/word/2006/wordml" xmlns:wps="http://schemas.microsoft.com/office/word/2010/wordprocessingShape" xmlns:wpsCustomData="http://www.wps.cn/officeDocument/2013/wpsCustomData" mc:Ignorable="w14 w15 wp14">
-  <w15:commentEx w15:paraId="3E2B17DD" w15:done="0"/>
-  <w15:commentEx w15:paraId="6B283642" w15:done="0"/>
-  <w15:commentEx w15:paraId="728F1A65" w15:done="0"/>
-  <w15:commentEx w15:paraId="34210963" w15:done="0"/>
-  <w15:commentEx w15:paraId="358F3EA5" w15:done="0"/>
-  <w15:commentEx w15:paraId="30742960" w15:done="0"/>
-  <w15:commentEx w15:paraId="05656F10" w15:done="0"/>
-  <w15:commentEx w15:paraId="644722DC" w15:done="0"/>
   <w15:commentEx w15:paraId="3C896102" w15:done="0"/>
   <w15:commentEx w15:paraId="5BF136BF" w15:done="0"/>
   <w15:commentEx w15:paraId="19244249" w15:done="0"/>
@@ -10929,7 +10571,7 @@
 <w:ftr xmlns:wpc="http://schemas.microsoft.com/office/word/2010/wordprocessingCanvas" xmlns:mc="http://schemas.openxmlformats.org/markup-compatibility/2006" xmlns:o="urn:schemas-microsoft-com:office:office" xmlns:r="http://schemas.openxmlformats.org/officeDocument/2006/relationships" xmlns:m="http://schemas.openxmlformats.org/officeDocument/2006/math" xmlns:v="urn:schemas-microsoft-com:vml" xmlns:wp14="http://schemas.microsoft.com/office/word/2010/wordprocessingDrawing" xmlns:wp="http://schemas.openxmlformats.org/drawingml/2006/wordprocessingDrawing" xmlns:w10="urn:schemas-microsoft-com:office:word" xmlns:w="http://schemas.openxmlformats.org/wordprocessingml/2006/main" xmlns:w14="http://schemas.microsoft.com/office/word/2010/wordml" xmlns:w15="http://schemas.microsoft.com/office/word/2012/wordml" xmlns:wpg="http://schemas.microsoft.com/office/word/2010/wordprocessingGroup" xmlns:wpi="http://schemas.microsoft.com/office/word/2010/wordprocessingInk" xmlns:wne="http://schemas.microsoft.com/office/word/2006/wordml" xmlns:wps="http://schemas.microsoft.com/office/word/2010/wordprocessingShape" xmlns:wpsCustomData="http://www.wps.cn/officeDocument/2013/wpsCustomData" mc:Ignorable="w14 w15 wp14">
   <w:sdt>
     <w:sdtPr>
-      <w:id w:val="1632749094"/>
+      <w:id w:val="147472965"/>
     </w:sdtPr>
     <w:sdtContent>
       <w:p>
@@ -10973,16 +10615,6 @@
 
 <file path=word/footer2.xml><?xml version="1.0" encoding="utf-8"?>
 <w:ftr xmlns:wpc="http://schemas.microsoft.com/office/word/2010/wordprocessingCanvas" xmlns:mc="http://schemas.openxmlformats.org/markup-compatibility/2006" xmlns:o="urn:schemas-microsoft-com:office:office" xmlns:r="http://schemas.openxmlformats.org/officeDocument/2006/relationships" xmlns:m="http://schemas.openxmlformats.org/officeDocument/2006/math" xmlns:v="urn:schemas-microsoft-com:vml" xmlns:wp14="http://schemas.microsoft.com/office/word/2010/wordprocessingDrawing" xmlns:wp="http://schemas.openxmlformats.org/drawingml/2006/wordprocessingDrawing" xmlns:w10="urn:schemas-microsoft-com:office:word" xmlns:w="http://schemas.openxmlformats.org/wordprocessingml/2006/main" xmlns:w14="http://schemas.microsoft.com/office/word/2010/wordml" xmlns:w15="http://schemas.microsoft.com/office/word/2012/wordml" xmlns:wpg="http://schemas.microsoft.com/office/word/2010/wordprocessingGroup" xmlns:wpi="http://schemas.microsoft.com/office/word/2010/wordprocessingInk" xmlns:wne="http://schemas.microsoft.com/office/word/2006/wordml" xmlns:wps="http://schemas.microsoft.com/office/word/2010/wordprocessingShape" xmlns:wpsCustomData="http://www.wps.cn/officeDocument/2013/wpsCustomData" mc:Ignorable="w14 w15 wp14">
-  <w:p>
-    <w:pPr>
-      <w:pStyle w:val="26"/>
-    </w:pPr>
-  </w:p>
-</w:ftr>
-</file>
-
-<file path=word/footer3.xml><?xml version="1.0" encoding="utf-8"?>
-<w:ftr xmlns:wpc="http://schemas.microsoft.com/office/word/2010/wordprocessingCanvas" xmlns:mc="http://schemas.openxmlformats.org/markup-compatibility/2006" xmlns:o="urn:schemas-microsoft-com:office:office" xmlns:r="http://schemas.openxmlformats.org/officeDocument/2006/relationships" xmlns:m="http://schemas.openxmlformats.org/officeDocument/2006/math" xmlns:v="urn:schemas-microsoft-com:vml" xmlns:wp14="http://schemas.microsoft.com/office/word/2010/wordprocessingDrawing" xmlns:wp="http://schemas.openxmlformats.org/drawingml/2006/wordprocessingDrawing" xmlns:w10="urn:schemas-microsoft-com:office:word" xmlns:w="http://schemas.openxmlformats.org/wordprocessingml/2006/main" xmlns:w14="http://schemas.microsoft.com/office/word/2010/wordml" xmlns:w15="http://schemas.microsoft.com/office/word/2012/wordml" xmlns:wpg="http://schemas.microsoft.com/office/word/2010/wordprocessingGroup" xmlns:wpi="http://schemas.microsoft.com/office/word/2010/wordprocessingInk" xmlns:wne="http://schemas.microsoft.com/office/word/2006/wordml" xmlns:wps="http://schemas.microsoft.com/office/word/2010/wordprocessingShape" xmlns:wpsCustomData="http://www.wps.cn/officeDocument/2013/wpsCustomData" mc:Ignorable="w14 w15 wp14">
   <w:sdt>
     <w:sdtPr>
       <w:id w:val="-1577981525"/>
@@ -11018,6 +10650,52 @@
       </w:p>
     </w:sdtContent>
   </w:sdt>
+</w:ftr>
+</file>
+
+<file path=word/footer3.xml><?xml version="1.0" encoding="utf-8"?>
+<w:ftr xmlns:wpc="http://schemas.microsoft.com/office/word/2010/wordprocessingCanvas" xmlns:mc="http://schemas.openxmlformats.org/markup-compatibility/2006" xmlns:o="urn:schemas-microsoft-com:office:office" xmlns:r="http://schemas.openxmlformats.org/officeDocument/2006/relationships" xmlns:m="http://schemas.openxmlformats.org/officeDocument/2006/math" xmlns:v="urn:schemas-microsoft-com:vml" xmlns:wp14="http://schemas.microsoft.com/office/word/2010/wordprocessingDrawing" xmlns:wp="http://schemas.openxmlformats.org/drawingml/2006/wordprocessingDrawing" xmlns:w10="urn:schemas-microsoft-com:office:word" xmlns:w="http://schemas.openxmlformats.org/wordprocessingml/2006/main" xmlns:w14="http://schemas.microsoft.com/office/word/2010/wordml" xmlns:w15="http://schemas.microsoft.com/office/word/2012/wordml" xmlns:wpg="http://schemas.microsoft.com/office/word/2010/wordprocessingGroup" xmlns:wpi="http://schemas.microsoft.com/office/word/2010/wordprocessingInk" xmlns:wne="http://schemas.microsoft.com/office/word/2006/wordml" xmlns:wps="http://schemas.microsoft.com/office/word/2010/wordprocessingShape" xmlns:wpsCustomData="http://www.wps.cn/officeDocument/2013/wpsCustomData" mc:Ignorable="w14 w15 wp14">
+  <w:p>
+    <w:pPr>
+      <w:pStyle w:val="26"/>
+      <w:framePr w:wrap="around" w:vAnchor="text" w:hAnchor="margin" w:xAlign="center" w:y="1"/>
+      <w:ind w:firstLine="360"/>
+      <w:rPr>
+        <w:rStyle w:val="60"/>
+      </w:rPr>
+    </w:pPr>
+    <w:r>
+      <w:rPr>
+        <w:rStyle w:val="60"/>
+      </w:rPr>
+      <w:fldChar w:fldCharType="begin"/>
+    </w:r>
+    <w:r>
+      <w:rPr>
+        <w:rStyle w:val="60"/>
+      </w:rPr>
+      <w:instrText xml:space="preserve">PAGE  </w:instrText>
+    </w:r>
+    <w:r>
+      <w:rPr>
+        <w:rStyle w:val="60"/>
+      </w:rPr>
+      <w:fldChar w:fldCharType="separate"/>
+    </w:r>
+    <w:r>
+      <w:rPr>
+        <w:rStyle w:val="60"/>
+      </w:rPr>
+      <w:t>1</w:t>
+    </w:r>
+    <w:r>
+      <w:rPr>
+        <w:rStyle w:val="60"/>
+      </w:rPr>
+      <w:fldChar w:fldCharType="end"/>
+    </w:r>
+  </w:p>
+  <w:p/>
 </w:ftr>
 </file>
 
@@ -11113,53 +10791,107 @@
 </w:ftr>
 </file>
 
-<file path=word/footer6.xml><?xml version="1.0" encoding="utf-8"?>
-<w:ftr xmlns:wpc="http://schemas.microsoft.com/office/word/2010/wordprocessingCanvas" xmlns:mc="http://schemas.openxmlformats.org/markup-compatibility/2006" xmlns:o="urn:schemas-microsoft-com:office:office" xmlns:r="http://schemas.openxmlformats.org/officeDocument/2006/relationships" xmlns:m="http://schemas.openxmlformats.org/officeDocument/2006/math" xmlns:v="urn:schemas-microsoft-com:vml" xmlns:wp14="http://schemas.microsoft.com/office/word/2010/wordprocessingDrawing" xmlns:wp="http://schemas.openxmlformats.org/drawingml/2006/wordprocessingDrawing" xmlns:w10="urn:schemas-microsoft-com:office:word" xmlns:w="http://schemas.openxmlformats.org/wordprocessingml/2006/main" xmlns:w14="http://schemas.microsoft.com/office/word/2010/wordml" xmlns:w15="http://schemas.microsoft.com/office/word/2012/wordml" xmlns:wpg="http://schemas.microsoft.com/office/word/2010/wordprocessingGroup" xmlns:wpi="http://schemas.microsoft.com/office/word/2010/wordprocessingInk" xmlns:wne="http://schemas.microsoft.com/office/word/2006/wordml" xmlns:wps="http://schemas.microsoft.com/office/word/2010/wordprocessingShape" xmlns:wpsCustomData="http://www.wps.cn/officeDocument/2013/wpsCustomData" mc:Ignorable="w14 w15 wp14">
+<file path=word/header1.xml><?xml version="1.0" encoding="utf-8"?>
+<w:hdr xmlns:wpc="http://schemas.microsoft.com/office/word/2010/wordprocessingCanvas" xmlns:mc="http://schemas.openxmlformats.org/markup-compatibility/2006" xmlns:o="urn:schemas-microsoft-com:office:office" xmlns:r="http://schemas.openxmlformats.org/officeDocument/2006/relationships" xmlns:m="http://schemas.openxmlformats.org/officeDocument/2006/math" xmlns:v="urn:schemas-microsoft-com:vml" xmlns:wp14="http://schemas.microsoft.com/office/word/2010/wordprocessingDrawing" xmlns:wp="http://schemas.openxmlformats.org/drawingml/2006/wordprocessingDrawing" xmlns:w10="urn:schemas-microsoft-com:office:word" xmlns:w="http://schemas.openxmlformats.org/wordprocessingml/2006/main" xmlns:w14="http://schemas.microsoft.com/office/word/2010/wordml" xmlns:w15="http://schemas.microsoft.com/office/word/2012/wordml" xmlns:wpg="http://schemas.microsoft.com/office/word/2010/wordprocessingGroup" xmlns:wpi="http://schemas.microsoft.com/office/word/2010/wordprocessingInk" xmlns:wne="http://schemas.microsoft.com/office/word/2006/wordml" xmlns:wps="http://schemas.microsoft.com/office/word/2010/wordprocessingShape" xmlns:wpsCustomData="http://www.wps.cn/officeDocument/2013/wpsCustomData" mc:Ignorable="w14 w15 wp14">
   <w:p>
     <w:pPr>
-      <w:pStyle w:val="26"/>
-      <w:framePr w:wrap="around" w:vAnchor="text" w:hAnchor="margin" w:xAlign="center" w:y="1"/>
-      <w:ind w:firstLine="360"/>
+      <w:pStyle w:val="27"/>
+      <w:jc w:val="right"/>
       <w:rPr>
-        <w:rStyle w:val="60"/>
+        <w:rFonts w:cs="Times New Roman"/>
       </w:rPr>
     </w:pPr>
     <w:r>
       <w:rPr>
-        <w:rStyle w:val="60"/>
+        <w:rFonts w:hint="eastAsia" w:cs="Times New Roman"/>
       </w:rPr>
-      <w:fldChar w:fldCharType="begin"/>
+      <w:t xml:space="preserve">银发智慧膳食管家    </w:t>
     </w:r>
     <w:r>
       <w:rPr>
-        <w:rStyle w:val="60"/>
+        <w:rFonts w:cs="Times New Roman"/>
       </w:rPr>
-      <w:instrText xml:space="preserve">PAGE  </w:instrText>
+      <w:t xml:space="preserve">             </w:t>
+    </w:r>
+    <w:r>
+      <w:t xml:space="preserve">       </w:t>
     </w:r>
     <w:r>
       <w:rPr>
-        <w:rStyle w:val="60"/>
+        <w:rFonts w:cs="Times New Roman"/>
       </w:rPr>
-      <w:fldChar w:fldCharType="separate"/>
+      <w:t xml:space="preserve">        </w:t>
+    </w:r>
+    <w:r>
+      <w:t xml:space="preserve">   </w:t>
     </w:r>
     <w:r>
       <w:rPr>
-        <w:rStyle w:val="60"/>
+        <w:rFonts w:cs="Times New Roman"/>
       </w:rPr>
-      <w:t>1</w:t>
+      <w:t xml:space="preserve">    </w:t>
     </w:r>
     <w:r>
       <w:rPr>
-        <w:rStyle w:val="60"/>
+        <w:rFonts w:hint="eastAsia"/>
+        <w:b/>
       </w:rPr>
-      <w:fldChar w:fldCharType="end"/>
+      <w:t>文档</w:t>
+    </w:r>
+    <w:r>
+      <w:rPr>
+        <w:rFonts w:cs="Times New Roman"/>
+        <w:b/>
+      </w:rPr>
+      <w:t>编</w:t>
+    </w:r>
+    <w:r>
+      <w:rPr>
+        <w:rFonts w:hint="eastAsia"/>
+        <w:b/>
+      </w:rPr>
+      <w:t>号：</w:t>
+    </w:r>
+    <w:r>
+      <w:rPr>
+        <w:rFonts w:cs="Times New Roman"/>
+        <w:b/>
+      </w:rPr>
+      <w:t>SWC202</w:t>
+    </w:r>
+    <w:r>
+      <w:rPr>
+        <w:rFonts w:hint="eastAsia" w:cs="Times New Roman"/>
+        <w:b/>
+      </w:rPr>
+      <w:t>6</w:t>
+    </w:r>
+    <w:r>
+      <w:rPr>
+        <w:rFonts w:cs="Times New Roman"/>
+        <w:b/>
+      </w:rPr>
+      <w:t>-[</w:t>
+    </w:r>
+    <w:r>
+      <w:rPr>
+        <w:rFonts w:hint="eastAsia" w:cs="Times New Roman"/>
+        <w:b/>
+      </w:rPr>
+      <w:t>啊对对对对队</w:t>
+    </w:r>
+    <w:r>
+      <w:rPr>
+        <w:rFonts w:cs="Times New Roman"/>
+        <w:b/>
+      </w:rPr>
+      <w:t>]</w:t>
     </w:r>
   </w:p>
-  <w:p/>
-</w:ftr>
+</w:hdr>
 </file>
 
-<file path=word/header1.xml><?xml version="1.0" encoding="utf-8"?>
+<file path=word/header2.xml><?xml version="1.0" encoding="utf-8"?>
 <w:hdr xmlns:wpc="http://schemas.microsoft.com/office/word/2010/wordprocessingCanvas" xmlns:mc="http://schemas.openxmlformats.org/markup-compatibility/2006" xmlns:o="urn:schemas-microsoft-com:office:office" xmlns:r="http://schemas.openxmlformats.org/officeDocument/2006/relationships" xmlns:m="http://schemas.openxmlformats.org/officeDocument/2006/math" xmlns:v="urn:schemas-microsoft-com:vml" xmlns:wp14="http://schemas.microsoft.com/office/word/2010/wordprocessingDrawing" xmlns:wp="http://schemas.openxmlformats.org/drawingml/2006/wordprocessingDrawing" xmlns:w10="urn:schemas-microsoft-com:office:word" xmlns:w="http://schemas.openxmlformats.org/wordprocessingml/2006/main" xmlns:w14="http://schemas.microsoft.com/office/word/2010/wordml" xmlns:w15="http://schemas.microsoft.com/office/word/2012/wordml" xmlns:wpg="http://schemas.microsoft.com/office/word/2010/wordprocessingGroup" xmlns:wpi="http://schemas.microsoft.com/office/word/2010/wordprocessingInk" xmlns:wne="http://schemas.microsoft.com/office/word/2006/wordml" xmlns:wps="http://schemas.microsoft.com/office/word/2010/wordprocessingShape" xmlns:wpsCustomData="http://www.wps.cn/officeDocument/2013/wpsCustomData" mc:Ignorable="w14 w15 wp14">
   <w:p>
     <w:pPr>
@@ -11236,16 +10968,6 @@
       </w:rPr>
       <w:t>-[TEAMNAME]</w:t>
     </w:r>
-  </w:p>
-</w:hdr>
-</file>
-
-<file path=word/header2.xml><?xml version="1.0" encoding="utf-8"?>
-<w:hdr xmlns:wpc="http://schemas.microsoft.com/office/word/2010/wordprocessingCanvas" xmlns:mc="http://schemas.openxmlformats.org/markup-compatibility/2006" xmlns:o="urn:schemas-microsoft-com:office:office" xmlns:r="http://schemas.openxmlformats.org/officeDocument/2006/relationships" xmlns:m="http://schemas.openxmlformats.org/officeDocument/2006/math" xmlns:v="urn:schemas-microsoft-com:vml" xmlns:wp14="http://schemas.microsoft.com/office/word/2010/wordprocessingDrawing" xmlns:wp="http://schemas.openxmlformats.org/drawingml/2006/wordprocessingDrawing" xmlns:w10="urn:schemas-microsoft-com:office:word" xmlns:w="http://schemas.openxmlformats.org/wordprocessingml/2006/main" xmlns:w14="http://schemas.microsoft.com/office/word/2010/wordml" xmlns:w15="http://schemas.microsoft.com/office/word/2012/wordml" xmlns:wpg="http://schemas.microsoft.com/office/word/2010/wordprocessingGroup" xmlns:wpi="http://schemas.microsoft.com/office/word/2010/wordprocessingInk" xmlns:wne="http://schemas.microsoft.com/office/word/2006/wordml" xmlns:wps="http://schemas.microsoft.com/office/word/2010/wordprocessingShape" xmlns:wpsCustomData="http://www.wps.cn/officeDocument/2013/wpsCustomData" mc:Ignorable="w14 w15 wp14">
-  <w:p>
-    <w:pPr>
-      <w:pStyle w:val="27"/>
-    </w:pPr>
   </w:p>
 </w:hdr>
 </file>
